--- a/p3/Word_p3.docx
+++ b/p3/Word_p3.docx
@@ -1,31 +1,2513 @@
 
 <file path=word/document.xml><?xml version="1.0" encoding="utf-8"?>
-<w:document xmlns:wpc="http://schemas.microsoft.com/office/word/2010/wordprocessingCanvas" xmlns:cx="http://schemas.microsoft.com/office/drawing/2014/chartex" xmlns:cx1="http://schemas.microsoft.com/office/drawing/2015/9/8/chartex" xmlns:mc="http://schemas.openxmlformats.org/markup-compatibility/2006" xmlns:o="urn:schemas-microsoft-com:office:office" xmlns:r="http://schemas.openxmlformats.org/officeDocument/2006/relationships" xmlns:m="http://schemas.openxmlformats.org/officeDocument/2006/math" xmlns:v="urn:schemas-microsoft-com:vml" xmlns:wp14="http://schemas.microsoft.com/office/word/2010/wordprocessingDrawing" xmlns:wp="http://schemas.openxmlformats.org/drawingml/2006/wordprocessingDrawing" xmlns:w10="urn:schemas-microsoft-com:office:word" xmlns:w="http://schemas.openxmlformats.org/wordprocessingml/2006/main" xmlns:w14="http://schemas.microsoft.com/office/word/2010/wordml" xmlns:w15="http://schemas.microsoft.com/office/word/2012/wordml" xmlns:w16se="http://schemas.microsoft.com/office/word/2015/wordml/symex" xmlns:wpg="http://schemas.microsoft.com/office/word/2010/wordprocessingGroup" xmlns:wpi="http://schemas.microsoft.com/office/word/2010/wordprocessingInk" xmlns:wne="http://schemas.microsoft.com/office/word/2006/wordml" xmlns:wps="http://schemas.microsoft.com/office/word/2010/wordprocessingShape" mc:Ignorable="w14 w15 w16se wp14">
+<w:document xmlns:wpc="http://schemas.microsoft.com/office/word/2010/wordprocessingCanvas" xmlns:cx="http://schemas.microsoft.com/office/drawing/2014/chartex" xmlns:cx1="http://schemas.microsoft.com/office/drawing/2015/9/8/chartex" xmlns:cx2="http://schemas.microsoft.com/office/drawing/2015/10/21/chartex" xmlns:cx3="http://schemas.microsoft.com/office/drawing/2016/5/9/chartex" xmlns:cx4="http://schemas.microsoft.com/office/drawing/2016/5/10/chartex" xmlns:cx5="http://schemas.microsoft.com/office/drawing/2016/5/11/chartex" xmlns:cx6="http://schemas.microsoft.com/office/drawing/2016/5/12/chartex" xmlns:cx7="http://schemas.microsoft.com/office/drawing/2016/5/13/chartex" xmlns:cx8="http://schemas.microsoft.com/office/drawing/2016/5/14/chartex" xmlns:mc="http://schemas.openxmlformats.org/markup-compatibility/2006" xmlns:aink="http://schemas.microsoft.com/office/drawing/2016/ink" xmlns:am3d="http://schemas.microsoft.com/office/drawing/2017/model3d" xmlns:o="urn:schemas-microsoft-com:office:office" xmlns:oel="http://schemas.microsoft.com/office/2019/extlst" xmlns:r="http://schemas.openxmlformats.org/officeDocument/2006/relationships" xmlns:m="http://schemas.openxmlformats.org/officeDocument/2006/math" xmlns:v="urn:schemas-microsoft-com:vml" xmlns:wp14="http://schemas.microsoft.com/office/word/2010/wordprocessingDrawing" xmlns:wp="http://schemas.openxmlformats.org/drawingml/2006/wordprocessingDrawing" xmlns:w10="urn:schemas-microsoft-com:office:word" xmlns:w="http://schemas.openxmlformats.org/wordprocessingml/2006/main" xmlns:w14="http://schemas.microsoft.com/office/word/2010/wordml" xmlns:w15="http://schemas.microsoft.com/office/word/2012/wordml" xmlns:w16cex="http://schemas.microsoft.com/office/word/2018/wordml/cex" xmlns:w16cid="http://schemas.microsoft.com/office/word/2016/wordml/cid" xmlns:w16="http://schemas.microsoft.com/office/word/2018/wordml" xmlns:w16du="http://schemas.microsoft.com/office/word/2023/wordml/word16du" xmlns:w16sdtdh="http://schemas.microsoft.com/office/word/2020/wordml/sdtdatahash" xmlns:w16sdtfl="http://schemas.microsoft.com/office/word/2024/wordml/sdtformatlock" xmlns:w16se="http://schemas.microsoft.com/office/word/2015/wordml/symex" xmlns:wpg="http://schemas.microsoft.com/office/word/2010/wordprocessingGroup" xmlns:wpi="http://schemas.microsoft.com/office/word/2010/wordprocessingInk" xmlns:wne="http://schemas.microsoft.com/office/word/2006/wordml" xmlns:wps="http://schemas.microsoft.com/office/word/2010/wordprocessingShape" mc:Ignorable="w14 w15 w16se w16cid w16 w16cex w16sdtdh w16sdtfl w16du wp14">
   <w:body>
     <w:p>
-      <w:r>
-        <w:t>Sustraccion 1: todo a ceros</w:t>
-      </w:r>
-    </w:p>
-    <w:p>
-      <w:r>
-        <w:rPr>
-          <w:noProof/>
-          <w:lang w:eastAsia="es-ES"/>
-        </w:rPr>
+      <w:pPr>
+        <w:rPr>
+          <w:b/>
+          <w:bCs/>
+          <w:sz w:val="32"/>
+          <w:szCs w:val="32"/>
+        </w:rPr>
+      </w:pPr>
+    </w:p>
+    <w:p>
+      <w:pPr>
+        <w:rPr>
+          <w:b/>
+          <w:bCs/>
+          <w:sz w:val="32"/>
+          <w:szCs w:val="32"/>
+        </w:rPr>
+      </w:pPr>
+      <w:r>
+        <w:rPr>
+          <w:b/>
+          <w:bCs/>
+          <w:sz w:val="32"/>
+          <w:szCs w:val="32"/>
+        </w:rPr>
+        <w:t xml:space="preserve">FASE 1: </w:t>
+      </w:r>
+      <w:proofErr w:type="spellStart"/>
+      <w:r>
+        <w:rPr>
+          <w:b/>
+          <w:bCs/>
+          <w:sz w:val="32"/>
+          <w:szCs w:val="32"/>
+        </w:rPr>
+        <w:t>DyV</w:t>
+      </w:r>
+      <w:proofErr w:type="spellEnd"/>
+      <w:r>
+        <w:rPr>
+          <w:b/>
+          <w:bCs/>
+          <w:sz w:val="32"/>
+          <w:szCs w:val="32"/>
+        </w:rPr>
+        <w:t xml:space="preserve"> por SUSTRACCIÓN</w:t>
+      </w:r>
+    </w:p>
+    <w:p>
+      <w:r>
+        <w:t>Para todas las tablas se han usado un repetición:</w:t>
+      </w:r>
+    </w:p>
+    <w:tbl>
+      <w:tblPr>
+        <w:tblStyle w:val="Tablaconcuadrcula"/>
+        <w:tblpPr w:leftFromText="141" w:rightFromText="141" w:vertAnchor="page" w:horzAnchor="margin" w:tblpY="3271"/>
+        <w:tblW w:w="0" w:type="auto"/>
+        <w:tblLook w:val="04A0" w:firstRow="1" w:lastRow="0" w:firstColumn="1" w:lastColumn="0" w:noHBand="0" w:noVBand="1"/>
+      </w:tblPr>
+      <w:tblGrid>
+        <w:gridCol w:w="1838"/>
+        <w:gridCol w:w="1559"/>
+        <w:gridCol w:w="1418"/>
+      </w:tblGrid>
+      <w:tr>
+        <w:trPr>
+          <w:trHeight w:val="416"/>
+        </w:trPr>
+        <w:tc>
+          <w:tcPr>
+            <w:tcW w:w="1838" w:type="dxa"/>
+            <w:shd w:val="clear" w:color="auto" w:fill="FBE4D5" w:themeFill="accent2" w:themeFillTint="33"/>
+            <w:vAlign w:val="center"/>
+          </w:tcPr>
+          <w:p>
+            <w:pPr>
+              <w:jc w:val="center"/>
+              <w:rPr>
+                <w:u w:val="single"/>
+              </w:rPr>
+            </w:pPr>
+            <w:r>
+              <w:t>n / Tiempo</w:t>
+            </w:r>
+          </w:p>
+        </w:tc>
+        <w:tc>
+          <w:tcPr>
+            <w:tcW w:w="1559" w:type="dxa"/>
+            <w:shd w:val="clear" w:color="auto" w:fill="D9E2F3" w:themeFill="accent1" w:themeFillTint="33"/>
+            <w:vAlign w:val="center"/>
+          </w:tcPr>
+          <w:p>
+            <w:pPr>
+              <w:jc w:val="center"/>
+            </w:pPr>
+            <w:r>
+              <w:t>Sustraccion1</w:t>
+            </w:r>
+          </w:p>
+        </w:tc>
+        <w:tc>
+          <w:tcPr>
+            <w:tcW w:w="1418" w:type="dxa"/>
+            <w:shd w:val="clear" w:color="auto" w:fill="D9E2F3" w:themeFill="accent1" w:themeFillTint="33"/>
+            <w:vAlign w:val="center"/>
+          </w:tcPr>
+          <w:p>
+            <w:pPr>
+              <w:jc w:val="center"/>
+            </w:pPr>
+            <w:r>
+              <w:t>Sustraccion2</w:t>
+            </w:r>
+          </w:p>
+        </w:tc>
+      </w:tr>
+      <w:tr>
+        <w:tc>
+          <w:tcPr>
+            <w:tcW w:w="1838" w:type="dxa"/>
+            <w:shd w:val="clear" w:color="auto" w:fill="FBE4D5" w:themeFill="accent2" w:themeFillTint="33"/>
+            <w:vAlign w:val="center"/>
+          </w:tcPr>
+          <w:p>
+            <w:pPr>
+              <w:jc w:val="center"/>
+            </w:pPr>
+            <w:r>
+              <w:t>1000</w:t>
+            </w:r>
+          </w:p>
+        </w:tc>
+        <w:tc>
+          <w:tcPr>
+            <w:tcW w:w="1559" w:type="dxa"/>
+            <w:vAlign w:val="center"/>
+          </w:tcPr>
+          <w:p>
+            <w:pPr>
+              <w:jc w:val="center"/>
+            </w:pPr>
+            <w:r>
+              <w:t>0</w:t>
+            </w:r>
+          </w:p>
+        </w:tc>
+        <w:tc>
+          <w:tcPr>
+            <w:tcW w:w="1418" w:type="dxa"/>
+            <w:vAlign w:val="center"/>
+          </w:tcPr>
+          <w:p>
+            <w:pPr>
+              <w:jc w:val="center"/>
+            </w:pPr>
+            <w:r>
+              <w:t>7</w:t>
+            </w:r>
+          </w:p>
+        </w:tc>
+      </w:tr>
+      <w:tr>
+        <w:tc>
+          <w:tcPr>
+            <w:tcW w:w="1838" w:type="dxa"/>
+            <w:shd w:val="clear" w:color="auto" w:fill="FBE4D5" w:themeFill="accent2" w:themeFillTint="33"/>
+            <w:vAlign w:val="center"/>
+          </w:tcPr>
+          <w:p>
+            <w:pPr>
+              <w:jc w:val="center"/>
+            </w:pPr>
+            <w:r>
+              <w:t>2000</w:t>
+            </w:r>
+          </w:p>
+        </w:tc>
+        <w:tc>
+          <w:tcPr>
+            <w:tcW w:w="1559" w:type="dxa"/>
+            <w:vAlign w:val="center"/>
+          </w:tcPr>
+          <w:p>
+            <w:pPr>
+              <w:jc w:val="center"/>
+            </w:pPr>
+            <w:r>
+              <w:t>0</w:t>
+            </w:r>
+          </w:p>
+        </w:tc>
+        <w:tc>
+          <w:tcPr>
+            <w:tcW w:w="1418" w:type="dxa"/>
+            <w:vAlign w:val="center"/>
+          </w:tcPr>
+          <w:p>
+            <w:pPr>
+              <w:jc w:val="center"/>
+            </w:pPr>
+            <w:r>
+              <w:t>28</w:t>
+            </w:r>
+          </w:p>
+        </w:tc>
+      </w:tr>
+      <w:tr>
+        <w:tc>
+          <w:tcPr>
+            <w:tcW w:w="1838" w:type="dxa"/>
+            <w:shd w:val="clear" w:color="auto" w:fill="FBE4D5" w:themeFill="accent2" w:themeFillTint="33"/>
+            <w:vAlign w:val="center"/>
+          </w:tcPr>
+          <w:p>
+            <w:pPr>
+              <w:jc w:val="center"/>
+            </w:pPr>
+            <w:r>
+              <w:t>4000</w:t>
+            </w:r>
+          </w:p>
+        </w:tc>
+        <w:tc>
+          <w:tcPr>
+            <w:tcW w:w="1559" w:type="dxa"/>
+            <w:vAlign w:val="center"/>
+          </w:tcPr>
+          <w:p>
+            <w:pPr>
+              <w:jc w:val="center"/>
+            </w:pPr>
+            <w:r>
+              <w:t>0</w:t>
+            </w:r>
+          </w:p>
+        </w:tc>
+        <w:tc>
+          <w:tcPr>
+            <w:tcW w:w="1418" w:type="dxa"/>
+            <w:vAlign w:val="center"/>
+          </w:tcPr>
+          <w:p>
+            <w:pPr>
+              <w:jc w:val="center"/>
+            </w:pPr>
+            <w:r>
+              <w:t>103</w:t>
+            </w:r>
+          </w:p>
+        </w:tc>
+      </w:tr>
+      <w:tr>
+        <w:tc>
+          <w:tcPr>
+            <w:tcW w:w="1838" w:type="dxa"/>
+            <w:shd w:val="clear" w:color="auto" w:fill="FBE4D5" w:themeFill="accent2" w:themeFillTint="33"/>
+            <w:vAlign w:val="center"/>
+          </w:tcPr>
+          <w:p>
+            <w:pPr>
+              <w:jc w:val="center"/>
+            </w:pPr>
+            <w:r>
+              <w:t>800</w:t>
+            </w:r>
+            <w:r>
+              <w:t>0</w:t>
+            </w:r>
+          </w:p>
+        </w:tc>
+        <w:tc>
+          <w:tcPr>
+            <w:tcW w:w="1559" w:type="dxa"/>
+            <w:vAlign w:val="center"/>
+          </w:tcPr>
+          <w:p>
+            <w:pPr>
+              <w:jc w:val="center"/>
+            </w:pPr>
+            <w:r>
+              <w:t>0</w:t>
+            </w:r>
+          </w:p>
+        </w:tc>
+        <w:tc>
+          <w:tcPr>
+            <w:tcW w:w="1418" w:type="dxa"/>
+            <w:vAlign w:val="center"/>
+          </w:tcPr>
+          <w:p>
+            <w:pPr>
+              <w:jc w:val="center"/>
+            </w:pPr>
+            <w:r>
+              <w:t>446</w:t>
+            </w:r>
+          </w:p>
+        </w:tc>
+      </w:tr>
+      <w:tr>
+        <w:tc>
+          <w:tcPr>
+            <w:tcW w:w="1838" w:type="dxa"/>
+            <w:shd w:val="clear" w:color="auto" w:fill="FBE4D5" w:themeFill="accent2" w:themeFillTint="33"/>
+            <w:vAlign w:val="center"/>
+          </w:tcPr>
+          <w:p>
+            <w:pPr>
+              <w:jc w:val="center"/>
+            </w:pPr>
+            <w:r>
+              <w:t>En adelante</w:t>
+            </w:r>
+          </w:p>
+        </w:tc>
+        <w:tc>
+          <w:tcPr>
+            <w:tcW w:w="2977" w:type="dxa"/>
+            <w:gridSpan w:val="2"/>
+            <w:vAlign w:val="center"/>
+          </w:tcPr>
+          <w:p>
+            <w:pPr>
+              <w:jc w:val="center"/>
+            </w:pPr>
+            <w:proofErr w:type="spellStart"/>
+            <w:r>
+              <w:t>StackOverflowError</w:t>
+            </w:r>
+            <w:proofErr w:type="spellEnd"/>
+          </w:p>
+        </w:tc>
+      </w:tr>
+    </w:tbl>
+    <w:tbl>
+      <w:tblPr>
+        <w:tblStyle w:val="Tablaconcuadrcula"/>
+        <w:tblpPr w:leftFromText="141" w:rightFromText="141" w:vertAnchor="page" w:horzAnchor="margin" w:tblpXSpec="right" w:tblpY="3301"/>
+        <w:tblW w:w="0" w:type="auto"/>
+        <w:tblLook w:val="04A0" w:firstRow="1" w:lastRow="0" w:firstColumn="1" w:lastColumn="0" w:noHBand="0" w:noVBand="1"/>
+      </w:tblPr>
+      <w:tblGrid>
+        <w:gridCol w:w="1838"/>
+        <w:gridCol w:w="1559"/>
+      </w:tblGrid>
+      <w:tr>
+        <w:trPr>
+          <w:trHeight w:val="416"/>
+        </w:trPr>
+        <w:tc>
+          <w:tcPr>
+            <w:tcW w:w="1838" w:type="dxa"/>
+            <w:shd w:val="clear" w:color="auto" w:fill="FBE4D5" w:themeFill="accent2" w:themeFillTint="33"/>
+            <w:vAlign w:val="center"/>
+          </w:tcPr>
+          <w:p>
+            <w:pPr>
+              <w:jc w:val="center"/>
+              <w:rPr>
+                <w:u w:val="single"/>
+              </w:rPr>
+            </w:pPr>
+            <w:r>
+              <w:t>n / Tiempo</w:t>
+            </w:r>
+          </w:p>
+        </w:tc>
+        <w:tc>
+          <w:tcPr>
+            <w:tcW w:w="1559" w:type="dxa"/>
+            <w:shd w:val="clear" w:color="auto" w:fill="D9E2F3" w:themeFill="accent1" w:themeFillTint="33"/>
+            <w:vAlign w:val="center"/>
+          </w:tcPr>
+          <w:p>
+            <w:pPr>
+              <w:jc w:val="center"/>
+            </w:pPr>
+            <w:r>
+              <w:t>Sustraccion3</w:t>
+            </w:r>
+          </w:p>
+        </w:tc>
+      </w:tr>
+      <w:tr>
+        <w:tc>
+          <w:tcPr>
+            <w:tcW w:w="1838" w:type="dxa"/>
+            <w:shd w:val="clear" w:color="auto" w:fill="FBE4D5" w:themeFill="accent2" w:themeFillTint="33"/>
+            <w:vAlign w:val="center"/>
+          </w:tcPr>
+          <w:p>
+            <w:pPr>
+              <w:jc w:val="center"/>
+            </w:pPr>
+            <w:r>
+              <w:t>20</w:t>
+            </w:r>
+          </w:p>
+        </w:tc>
+        <w:tc>
+          <w:tcPr>
+            <w:tcW w:w="1559" w:type="dxa"/>
+            <w:vAlign w:val="center"/>
+          </w:tcPr>
+          <w:p>
+            <w:pPr>
+              <w:jc w:val="center"/>
+            </w:pPr>
+            <w:r>
+              <w:t>49</w:t>
+            </w:r>
+          </w:p>
+        </w:tc>
+      </w:tr>
+      <w:tr>
+        <w:tc>
+          <w:tcPr>
+            <w:tcW w:w="1838" w:type="dxa"/>
+            <w:shd w:val="clear" w:color="auto" w:fill="FBE4D5" w:themeFill="accent2" w:themeFillTint="33"/>
+            <w:vAlign w:val="center"/>
+          </w:tcPr>
+          <w:p>
+            <w:pPr>
+              <w:jc w:val="center"/>
+            </w:pPr>
+            <w:r>
+              <w:t>22</w:t>
+            </w:r>
+          </w:p>
+        </w:tc>
+        <w:tc>
+          <w:tcPr>
+            <w:tcW w:w="1559" w:type="dxa"/>
+            <w:vAlign w:val="center"/>
+          </w:tcPr>
+          <w:p>
+            <w:pPr>
+              <w:jc w:val="center"/>
+            </w:pPr>
+            <w:r>
+              <w:t>164</w:t>
+            </w:r>
+          </w:p>
+        </w:tc>
+      </w:tr>
+      <w:tr>
+        <w:tc>
+          <w:tcPr>
+            <w:tcW w:w="1838" w:type="dxa"/>
+            <w:shd w:val="clear" w:color="auto" w:fill="FBE4D5" w:themeFill="accent2" w:themeFillTint="33"/>
+            <w:vAlign w:val="center"/>
+          </w:tcPr>
+          <w:p>
+            <w:pPr>
+              <w:jc w:val="center"/>
+            </w:pPr>
+            <w:r>
+              <w:t>24</w:t>
+            </w:r>
+          </w:p>
+        </w:tc>
+        <w:tc>
+          <w:tcPr>
+            <w:tcW w:w="1559" w:type="dxa"/>
+            <w:vAlign w:val="center"/>
+          </w:tcPr>
+          <w:p>
+            <w:pPr>
+              <w:jc w:val="center"/>
+            </w:pPr>
+            <w:r>
+              <w:t>660</w:t>
+            </w:r>
+          </w:p>
+        </w:tc>
+      </w:tr>
+      <w:tr>
+        <w:tc>
+          <w:tcPr>
+            <w:tcW w:w="1838" w:type="dxa"/>
+            <w:shd w:val="clear" w:color="auto" w:fill="FBE4D5" w:themeFill="accent2" w:themeFillTint="33"/>
+            <w:vAlign w:val="center"/>
+          </w:tcPr>
+          <w:p>
+            <w:pPr>
+              <w:jc w:val="center"/>
+            </w:pPr>
+            <w:r>
+              <w:t>26</w:t>
+            </w:r>
+          </w:p>
+        </w:tc>
+        <w:tc>
+          <w:tcPr>
+            <w:tcW w:w="1559" w:type="dxa"/>
+            <w:vAlign w:val="center"/>
+          </w:tcPr>
+          <w:p>
+            <w:pPr>
+              <w:jc w:val="center"/>
+            </w:pPr>
+            <w:r>
+              <w:t>2685</w:t>
+            </w:r>
+          </w:p>
+        </w:tc>
+      </w:tr>
+      <w:tr>
+        <w:tc>
+          <w:tcPr>
+            <w:tcW w:w="1838" w:type="dxa"/>
+            <w:shd w:val="clear" w:color="auto" w:fill="FBE4D5" w:themeFill="accent2" w:themeFillTint="33"/>
+            <w:vAlign w:val="center"/>
+          </w:tcPr>
+          <w:p>
+            <w:pPr>
+              <w:jc w:val="center"/>
+            </w:pPr>
+            <w:r>
+              <w:t>28</w:t>
+            </w:r>
+          </w:p>
+        </w:tc>
+        <w:tc>
+          <w:tcPr>
+            <w:tcW w:w="1559" w:type="dxa"/>
+            <w:vAlign w:val="center"/>
+          </w:tcPr>
+          <w:p>
+            <w:pPr>
+              <w:jc w:val="center"/>
+            </w:pPr>
+            <w:r>
+              <w:t>18493</w:t>
+            </w:r>
+          </w:p>
+        </w:tc>
+      </w:tr>
+    </w:tbl>
+    <w:p/>
+    <w:p/>
+    <w:p>
+      <w:pPr>
+        <w:jc w:val="both"/>
+      </w:pPr>
+      <w:r>
+        <w:t>Sustraccion1 coincide con la complejidad temporal esperada ya que los tiempos son todos cero hasta que se termina la pila de ejecución, por tanto refleja la complejidad lineal esperada, ya que tenemos una llamada recursiva y el trabajo fuera de la llamada en de k = 0 por tanto con cuerda con O(n).</w:t>
+      </w:r>
+    </w:p>
+    <w:p>
+      <w:pPr>
+        <w:jc w:val="both"/>
+      </w:pPr>
+      <w:r>
+        <w:t>Sustraccion2 coincide con la complejidad temporal esperada ya que los tiempo tienen un crecimiento cuadrática, reflejando así la complejidad teórica O(n^2), y que a =1 y k = 1 por tanto obtenemos el O(n^2).</w:t>
+      </w:r>
+    </w:p>
+    <w:p>
+      <w:pPr>
+        <w:jc w:val="both"/>
+      </w:pPr>
+      <w:r>
+        <w:t>Sustracción3 coincide con la complejidad temporal esperada ya que los t</w:t>
+      </w:r>
+      <w:r>
+        <w:t>iempos tienen una crecimiento exponencial, reflejando la complejidad teórica O(2^n), ya que a = 2 y b = 1.</w:t>
+      </w:r>
+    </w:p>
+    <w:p>
+      <w:pPr>
+        <w:jc w:val="both"/>
+      </w:pPr>
+    </w:p>
+    <w:p>
+      <w:pPr>
+        <w:jc w:val="both"/>
+        <w:rPr>
+          <w:b/>
+          <w:bCs/>
+          <w:sz w:val="24"/>
+          <w:szCs w:val="24"/>
+        </w:rPr>
+      </w:pPr>
+      <w:r>
+        <w:rPr>
+          <w:b/>
+          <w:bCs/>
+          <w:sz w:val="24"/>
+          <w:szCs w:val="24"/>
+        </w:rPr>
+        <w:t>¿Para qué valor de n dejan de dar tiempo (abortan) las clases Sustracción1 y Sustracción2?</w:t>
+      </w:r>
+    </w:p>
+    <w:p>
+      <w:pPr>
+        <w:jc w:val="both"/>
+      </w:pPr>
+      <w:r>
+        <w:t xml:space="preserve">En ambos casos a partir de la interacción donde n = 16000, sucede el error </w:t>
+      </w:r>
+      <w:proofErr w:type="spellStart"/>
+      <w:r>
+        <w:t>StackOverflowError</w:t>
+      </w:r>
+      <w:proofErr w:type="spellEnd"/>
+      <w:r>
+        <w:t>, debido a que hay muchas llamadas recursivas anidadas que saturan y agotan la pila de llamadas.</w:t>
+      </w:r>
+    </w:p>
+    <w:p>
+      <w:pPr>
+        <w:jc w:val="both"/>
+      </w:pPr>
+    </w:p>
+    <w:p>
+      <w:pPr>
+        <w:rPr>
+          <w:b/>
+          <w:bCs/>
+          <w:sz w:val="24"/>
+          <w:szCs w:val="24"/>
+        </w:rPr>
+      </w:pPr>
+      <w:r>
+        <w:rPr>
+          <w:b/>
+          <w:bCs/>
+          <w:sz w:val="24"/>
+          <w:szCs w:val="24"/>
+        </w:rPr>
+        <w:t>¿</w:t>
+      </w:r>
+      <w:r>
+        <w:rPr>
+          <w:b/>
+          <w:bCs/>
+          <w:sz w:val="24"/>
+          <w:szCs w:val="24"/>
+        </w:rPr>
+        <w:t>C</w:t>
+      </w:r>
+      <w:r>
+        <w:rPr>
+          <w:b/>
+          <w:bCs/>
+          <w:sz w:val="24"/>
+          <w:szCs w:val="24"/>
+        </w:rPr>
+        <w:t xml:space="preserve">uántos años tardaría en finalizar la ejecución Sustracción3 para n=80? </w:t>
+      </w:r>
+    </w:p>
+    <w:p>
+      <w:r>
+        <w:t xml:space="preserve">Complejidad: </w:t>
+      </w:r>
+      <w:r>
+        <w:tab/>
+      </w:r>
+      <w:r>
+        <w:tab/>
+        <w:t>O(a^(n/b)) -&gt; O(2^n)</w:t>
+      </w:r>
+    </w:p>
+    <w:p>
+      <w:r>
+        <w:t>Cogemos como muestra el n = 30 (42440 ms), entonces el tiempo para n = 80 se calcula:</w:t>
+      </w:r>
+    </w:p>
+    <w:p>
+      <w:r>
+        <w:t>42440 * 2^(80-30)   =   4,7783*10^19 ms / 31536000</w:t>
+      </w:r>
+      <w:r>
+        <w:t>000</w:t>
+      </w:r>
+      <w:r>
+        <w:t xml:space="preserve">    =    1,515195*10^</w:t>
+      </w:r>
+      <w:r>
+        <w:t xml:space="preserve">9 años </w:t>
+      </w:r>
+    </w:p>
+    <w:p>
+      <w:r>
+        <w:t>Aproximadamente 1500 millones de años</w:t>
+      </w:r>
+    </w:p>
+    <w:p/>
+    <w:p/>
+    <w:p/>
+    <w:p/>
+    <w:p/>
+    <w:p/>
+    <w:p/>
+    <w:tbl>
+      <w:tblPr>
+        <w:tblStyle w:val="Tablaconcuadrcula"/>
+        <w:tblpPr w:leftFromText="141" w:rightFromText="141" w:vertAnchor="page" w:horzAnchor="page" w:tblpX="2401" w:tblpY="3046"/>
+        <w:tblW w:w="0" w:type="auto"/>
+        <w:tblLook w:val="04A0" w:firstRow="1" w:lastRow="0" w:firstColumn="1" w:lastColumn="0" w:noHBand="0" w:noVBand="1"/>
+      </w:tblPr>
+      <w:tblGrid>
+        <w:gridCol w:w="1838"/>
+        <w:gridCol w:w="1559"/>
+      </w:tblGrid>
+      <w:tr>
+        <w:trPr>
+          <w:trHeight w:val="416"/>
+        </w:trPr>
+        <w:tc>
+          <w:tcPr>
+            <w:tcW w:w="1838" w:type="dxa"/>
+            <w:shd w:val="clear" w:color="auto" w:fill="FBE4D5" w:themeFill="accent2" w:themeFillTint="33"/>
+            <w:vAlign w:val="center"/>
+          </w:tcPr>
+          <w:p>
+            <w:pPr>
+              <w:jc w:val="center"/>
+              <w:rPr>
+                <w:u w:val="single"/>
+              </w:rPr>
+            </w:pPr>
+            <w:r>
+              <w:t>n / Tiempo</w:t>
+            </w:r>
+          </w:p>
+        </w:tc>
+        <w:tc>
+          <w:tcPr>
+            <w:tcW w:w="1559" w:type="dxa"/>
+            <w:shd w:val="clear" w:color="auto" w:fill="D9E2F3" w:themeFill="accent1" w:themeFillTint="33"/>
+            <w:vAlign w:val="center"/>
+          </w:tcPr>
+          <w:p>
+            <w:pPr>
+              <w:jc w:val="center"/>
+            </w:pPr>
+            <w:r>
+              <w:t>Sustraccion4</w:t>
+            </w:r>
+          </w:p>
+        </w:tc>
+      </w:tr>
+      <w:tr>
+        <w:tc>
+          <w:tcPr>
+            <w:tcW w:w="1838" w:type="dxa"/>
+            <w:shd w:val="clear" w:color="auto" w:fill="FBE4D5" w:themeFill="accent2" w:themeFillTint="33"/>
+            <w:vAlign w:val="center"/>
+          </w:tcPr>
+          <w:p>
+            <w:pPr>
+              <w:jc w:val="center"/>
+            </w:pPr>
+            <w:r>
+              <w:t>100</w:t>
+            </w:r>
+          </w:p>
+        </w:tc>
+        <w:tc>
+          <w:tcPr>
+            <w:tcW w:w="1559" w:type="dxa"/>
+            <w:vAlign w:val="center"/>
+          </w:tcPr>
+          <w:p>
+            <w:pPr>
+              <w:jc w:val="center"/>
+            </w:pPr>
+            <w:r>
+              <w:t>2</w:t>
+            </w:r>
+          </w:p>
+        </w:tc>
+      </w:tr>
+      <w:tr>
+        <w:tc>
+          <w:tcPr>
+            <w:tcW w:w="1838" w:type="dxa"/>
+            <w:shd w:val="clear" w:color="auto" w:fill="FBE4D5" w:themeFill="accent2" w:themeFillTint="33"/>
+            <w:vAlign w:val="center"/>
+          </w:tcPr>
+          <w:p>
+            <w:pPr>
+              <w:jc w:val="center"/>
+            </w:pPr>
+            <w:r>
+              <w:t>200</w:t>
+            </w:r>
+          </w:p>
+        </w:tc>
+        <w:tc>
+          <w:tcPr>
+            <w:tcW w:w="1559" w:type="dxa"/>
+            <w:vAlign w:val="center"/>
+          </w:tcPr>
+          <w:p>
+            <w:pPr>
+              <w:jc w:val="center"/>
+            </w:pPr>
+            <w:r>
+              <w:t>19</w:t>
+            </w:r>
+          </w:p>
+        </w:tc>
+      </w:tr>
+      <w:tr>
+        <w:tc>
+          <w:tcPr>
+            <w:tcW w:w="1838" w:type="dxa"/>
+            <w:shd w:val="clear" w:color="auto" w:fill="FBE4D5" w:themeFill="accent2" w:themeFillTint="33"/>
+            <w:vAlign w:val="center"/>
+          </w:tcPr>
+          <w:p>
+            <w:pPr>
+              <w:jc w:val="center"/>
+            </w:pPr>
+            <w:r>
+              <w:t>400</w:t>
+            </w:r>
+          </w:p>
+        </w:tc>
+        <w:tc>
+          <w:tcPr>
+            <w:tcW w:w="1559" w:type="dxa"/>
+            <w:vAlign w:val="center"/>
+          </w:tcPr>
+          <w:p>
+            <w:pPr>
+              <w:jc w:val="center"/>
+            </w:pPr>
+            <w:r>
+              <w:t>143</w:t>
+            </w:r>
+          </w:p>
+        </w:tc>
+      </w:tr>
+      <w:tr>
+        <w:tc>
+          <w:tcPr>
+            <w:tcW w:w="1838" w:type="dxa"/>
+            <w:shd w:val="clear" w:color="auto" w:fill="FBE4D5" w:themeFill="accent2" w:themeFillTint="33"/>
+            <w:vAlign w:val="center"/>
+          </w:tcPr>
+          <w:p>
+            <w:pPr>
+              <w:jc w:val="center"/>
+            </w:pPr>
+            <w:r>
+              <w:t>800</w:t>
+            </w:r>
+          </w:p>
+        </w:tc>
+        <w:tc>
+          <w:tcPr>
+            <w:tcW w:w="1559" w:type="dxa"/>
+            <w:vAlign w:val="center"/>
+          </w:tcPr>
+          <w:p>
+            <w:pPr>
+              <w:jc w:val="center"/>
+            </w:pPr>
+            <w:r>
+              <w:t>1116</w:t>
+            </w:r>
+          </w:p>
+        </w:tc>
+      </w:tr>
+      <w:tr>
+        <w:tc>
+          <w:tcPr>
+            <w:tcW w:w="1838" w:type="dxa"/>
+            <w:shd w:val="clear" w:color="auto" w:fill="FBE4D5" w:themeFill="accent2" w:themeFillTint="33"/>
+            <w:vAlign w:val="center"/>
+          </w:tcPr>
+          <w:p>
+            <w:pPr>
+              <w:jc w:val="center"/>
+            </w:pPr>
+            <w:r>
+              <w:t>1600</w:t>
+            </w:r>
+          </w:p>
+        </w:tc>
+        <w:tc>
+          <w:tcPr>
+            <w:tcW w:w="1559" w:type="dxa"/>
+            <w:vAlign w:val="center"/>
+          </w:tcPr>
+          <w:p>
+            <w:pPr>
+              <w:jc w:val="center"/>
+            </w:pPr>
+            <w:r>
+              <w:t>9013</w:t>
+            </w:r>
+          </w:p>
+        </w:tc>
+      </w:tr>
+    </w:tbl>
+    <w:tbl>
+      <w:tblPr>
+        <w:tblStyle w:val="Tablaconcuadrcula"/>
+        <w:tblpPr w:leftFromText="141" w:rightFromText="141" w:vertAnchor="page" w:horzAnchor="margin" w:tblpXSpec="right" w:tblpY="3046"/>
+        <w:tblW w:w="0" w:type="auto"/>
+        <w:tblLook w:val="04A0" w:firstRow="1" w:lastRow="0" w:firstColumn="1" w:lastColumn="0" w:noHBand="0" w:noVBand="1"/>
+      </w:tblPr>
+      <w:tblGrid>
+        <w:gridCol w:w="1838"/>
+        <w:gridCol w:w="1559"/>
+      </w:tblGrid>
+      <w:tr>
+        <w:trPr>
+          <w:trHeight w:val="416"/>
+        </w:trPr>
+        <w:tc>
+          <w:tcPr>
+            <w:tcW w:w="1838" w:type="dxa"/>
+            <w:shd w:val="clear" w:color="auto" w:fill="FBE4D5" w:themeFill="accent2" w:themeFillTint="33"/>
+            <w:vAlign w:val="center"/>
+          </w:tcPr>
+          <w:p>
+            <w:pPr>
+              <w:jc w:val="center"/>
+              <w:rPr>
+                <w:u w:val="single"/>
+              </w:rPr>
+            </w:pPr>
+            <w:r>
+              <w:t>n / Tiempo</w:t>
+            </w:r>
+          </w:p>
+        </w:tc>
+        <w:tc>
+          <w:tcPr>
+            <w:tcW w:w="1559" w:type="dxa"/>
+            <w:shd w:val="clear" w:color="auto" w:fill="D9E2F3" w:themeFill="accent1" w:themeFillTint="33"/>
+            <w:vAlign w:val="center"/>
+          </w:tcPr>
+          <w:p>
+            <w:pPr>
+              <w:jc w:val="center"/>
+            </w:pPr>
+            <w:r>
+              <w:t>Sustraccion5</w:t>
+            </w:r>
+          </w:p>
+        </w:tc>
+      </w:tr>
+      <w:tr>
+        <w:tc>
+          <w:tcPr>
+            <w:tcW w:w="1838" w:type="dxa"/>
+            <w:shd w:val="clear" w:color="auto" w:fill="FBE4D5" w:themeFill="accent2" w:themeFillTint="33"/>
+            <w:vAlign w:val="center"/>
+          </w:tcPr>
+          <w:p>
+            <w:pPr>
+              <w:jc w:val="center"/>
+            </w:pPr>
+            <w:r>
+              <w:t>30</w:t>
+            </w:r>
+          </w:p>
+        </w:tc>
+        <w:tc>
+          <w:tcPr>
+            <w:tcW w:w="1559" w:type="dxa"/>
+            <w:vAlign w:val="center"/>
+          </w:tcPr>
+          <w:p>
+            <w:pPr>
+              <w:jc w:val="center"/>
+            </w:pPr>
+            <w:r>
+              <w:t>682</w:t>
+            </w:r>
+          </w:p>
+        </w:tc>
+      </w:tr>
+      <w:tr>
+        <w:tc>
+          <w:tcPr>
+            <w:tcW w:w="1838" w:type="dxa"/>
+            <w:shd w:val="clear" w:color="auto" w:fill="FBE4D5" w:themeFill="accent2" w:themeFillTint="33"/>
+            <w:vAlign w:val="center"/>
+          </w:tcPr>
+          <w:p>
+            <w:pPr>
+              <w:jc w:val="center"/>
+            </w:pPr>
+            <w:r>
+              <w:t>32</w:t>
+            </w:r>
+          </w:p>
+        </w:tc>
+        <w:tc>
+          <w:tcPr>
+            <w:tcW w:w="1559" w:type="dxa"/>
+            <w:vAlign w:val="center"/>
+          </w:tcPr>
+          <w:p>
+            <w:pPr>
+              <w:jc w:val="center"/>
+            </w:pPr>
+            <w:r>
+              <w:t>2052</w:t>
+            </w:r>
+          </w:p>
+        </w:tc>
+      </w:tr>
+      <w:tr>
+        <w:tc>
+          <w:tcPr>
+            <w:tcW w:w="1838" w:type="dxa"/>
+            <w:shd w:val="clear" w:color="auto" w:fill="FBE4D5" w:themeFill="accent2" w:themeFillTint="33"/>
+            <w:vAlign w:val="center"/>
+          </w:tcPr>
+          <w:p>
+            <w:pPr>
+              <w:jc w:val="center"/>
+            </w:pPr>
+            <w:r>
+              <w:t>34</w:t>
+            </w:r>
+          </w:p>
+        </w:tc>
+        <w:tc>
+          <w:tcPr>
+            <w:tcW w:w="1559" w:type="dxa"/>
+            <w:vAlign w:val="center"/>
+          </w:tcPr>
+          <w:p>
+            <w:pPr>
+              <w:jc w:val="center"/>
+            </w:pPr>
+            <w:r>
+              <w:t>6253</w:t>
+            </w:r>
+          </w:p>
+        </w:tc>
+      </w:tr>
+      <w:tr>
+        <w:tc>
+          <w:tcPr>
+            <w:tcW w:w="1838" w:type="dxa"/>
+            <w:shd w:val="clear" w:color="auto" w:fill="FBE4D5" w:themeFill="accent2" w:themeFillTint="33"/>
+            <w:vAlign w:val="center"/>
+          </w:tcPr>
+          <w:p>
+            <w:pPr>
+              <w:jc w:val="center"/>
+            </w:pPr>
+            <w:r>
+              <w:t>36</w:t>
+            </w:r>
+          </w:p>
+        </w:tc>
+        <w:tc>
+          <w:tcPr>
+            <w:tcW w:w="1559" w:type="dxa"/>
+            <w:vAlign w:val="center"/>
+          </w:tcPr>
+          <w:p>
+            <w:pPr>
+              <w:jc w:val="center"/>
+            </w:pPr>
+            <w:r>
+              <w:t>18572</w:t>
+            </w:r>
+          </w:p>
+        </w:tc>
+      </w:tr>
+      <w:tr>
+        <w:tc>
+          <w:tcPr>
+            <w:tcW w:w="1838" w:type="dxa"/>
+            <w:shd w:val="clear" w:color="auto" w:fill="FBE4D5" w:themeFill="accent2" w:themeFillTint="33"/>
+            <w:vAlign w:val="center"/>
+          </w:tcPr>
+          <w:p>
+            <w:pPr>
+              <w:jc w:val="center"/>
+            </w:pPr>
+            <w:r>
+              <w:t>38</w:t>
+            </w:r>
+          </w:p>
+        </w:tc>
+        <w:tc>
+          <w:tcPr>
+            <w:tcW w:w="1559" w:type="dxa"/>
+            <w:vAlign w:val="center"/>
+          </w:tcPr>
+          <w:p>
+            <w:pPr>
+              <w:jc w:val="center"/>
+            </w:pPr>
+            <w:r>
+              <w:t>56079</w:t>
+            </w:r>
+          </w:p>
+        </w:tc>
+      </w:tr>
+    </w:tbl>
+    <w:p>
+      <w:r>
+        <w:t>Tiempos para las clases implementadas con las respectivas complejidades: O(n^3) y O(3^(n/2))</w:t>
+      </w:r>
+    </w:p>
+    <w:p/>
+    <w:p/>
+    <w:p/>
+    <w:p/>
+    <w:p/>
+    <w:p/>
+    <w:p>
+      <w:pPr>
+        <w:rPr>
+          <w:b/>
+          <w:bCs/>
+          <w:sz w:val="24"/>
+          <w:szCs w:val="24"/>
+        </w:rPr>
+      </w:pPr>
+      <w:r>
+        <w:rPr>
+          <w:b/>
+          <w:bCs/>
+          <w:sz w:val="24"/>
+          <w:szCs w:val="24"/>
+        </w:rPr>
+        <w:t>¿</w:t>
+      </w:r>
+      <w:r>
+        <w:rPr>
+          <w:b/>
+          <w:bCs/>
+          <w:sz w:val="24"/>
+          <w:szCs w:val="24"/>
+        </w:rPr>
+        <w:t>C</w:t>
+      </w:r>
+      <w:r>
+        <w:rPr>
+          <w:b/>
+          <w:bCs/>
+          <w:sz w:val="24"/>
+          <w:szCs w:val="24"/>
+        </w:rPr>
+        <w:t>uántos años tardaría en finalizar la ejecución Sustracción</w:t>
+      </w:r>
+      <w:r>
+        <w:rPr>
+          <w:b/>
+          <w:bCs/>
+          <w:sz w:val="24"/>
+          <w:szCs w:val="24"/>
+        </w:rPr>
+        <w:t>5</w:t>
+      </w:r>
+      <w:r>
+        <w:rPr>
+          <w:b/>
+          <w:bCs/>
+          <w:sz w:val="24"/>
+          <w:szCs w:val="24"/>
+        </w:rPr>
+        <w:t xml:space="preserve"> para n=80? </w:t>
+      </w:r>
+    </w:p>
+    <w:p>
+      <w:r>
+        <w:t xml:space="preserve">Complejidad: </w:t>
+      </w:r>
+      <w:r>
+        <w:tab/>
+      </w:r>
+      <w:r>
+        <w:tab/>
+        <w:t>O(a^(n/b)) -&gt; O(3^(n/2))</w:t>
+      </w:r>
+    </w:p>
+    <w:p>
+      <w:r>
+        <w:t>Cogemos como muestra el n = 38 (56079 ms), entonces el tiempo para n = 80 se calcula:</w:t>
+      </w:r>
+    </w:p>
+    <w:p>
+      <w:r>
+        <w:t xml:space="preserve">56079* 3^((80-38)/2)   =   1,5838*10^16 ms / 31536000000    =    502231 años </w:t>
+      </w:r>
+    </w:p>
+    <w:p>
+      <w:r>
+        <w:t>Aproximadamente medio millón de años</w:t>
+      </w:r>
+    </w:p>
+    <w:p/>
+    <w:p>
+      <w:pPr>
+        <w:rPr>
+          <w:b/>
+          <w:bCs/>
+          <w:sz w:val="32"/>
+          <w:szCs w:val="32"/>
+        </w:rPr>
+      </w:pPr>
+      <w:r>
+        <w:rPr>
+          <w:b/>
+          <w:bCs/>
+          <w:sz w:val="32"/>
+          <w:szCs w:val="32"/>
+        </w:rPr>
+        <w:t xml:space="preserve">FASE 2: </w:t>
+      </w:r>
+      <w:proofErr w:type="spellStart"/>
+      <w:r>
+        <w:rPr>
+          <w:b/>
+          <w:bCs/>
+          <w:sz w:val="32"/>
+          <w:szCs w:val="32"/>
+        </w:rPr>
+        <w:t>DyV</w:t>
+      </w:r>
+      <w:proofErr w:type="spellEnd"/>
+      <w:r>
+        <w:rPr>
+          <w:b/>
+          <w:bCs/>
+          <w:sz w:val="32"/>
+          <w:szCs w:val="32"/>
+        </w:rPr>
+        <w:t xml:space="preserve"> por DIVISIÓN</w:t>
+      </w:r>
+    </w:p>
+    <w:tbl>
+      <w:tblPr>
+        <w:tblStyle w:val="Tablaconcuadrcula"/>
+        <w:tblpPr w:leftFromText="141" w:rightFromText="141" w:vertAnchor="page" w:horzAnchor="page" w:tblpX="2326" w:tblpY="9076"/>
+        <w:tblW w:w="0" w:type="auto"/>
+        <w:tblLook w:val="04A0" w:firstRow="1" w:lastRow="0" w:firstColumn="1" w:lastColumn="0" w:noHBand="0" w:noVBand="1"/>
+      </w:tblPr>
+      <w:tblGrid>
+        <w:gridCol w:w="1838"/>
+        <w:gridCol w:w="1559"/>
+        <w:gridCol w:w="1418"/>
+        <w:gridCol w:w="1418"/>
+      </w:tblGrid>
+      <w:tr>
+        <w:trPr>
+          <w:trHeight w:val="416"/>
+        </w:trPr>
+        <w:tc>
+          <w:tcPr>
+            <w:tcW w:w="1838" w:type="dxa"/>
+            <w:shd w:val="clear" w:color="auto" w:fill="FBE4D5" w:themeFill="accent2" w:themeFillTint="33"/>
+            <w:vAlign w:val="center"/>
+          </w:tcPr>
+          <w:p>
+            <w:pPr>
+              <w:jc w:val="center"/>
+              <w:rPr>
+                <w:u w:val="single"/>
+              </w:rPr>
+            </w:pPr>
+            <w:r>
+              <w:t>n / Tiempo</w:t>
+            </w:r>
+          </w:p>
+        </w:tc>
+        <w:tc>
+          <w:tcPr>
+            <w:tcW w:w="1559" w:type="dxa"/>
+            <w:shd w:val="clear" w:color="auto" w:fill="D9E2F3" w:themeFill="accent1" w:themeFillTint="33"/>
+            <w:vAlign w:val="center"/>
+          </w:tcPr>
+          <w:p>
+            <w:pPr>
+              <w:jc w:val="center"/>
+            </w:pPr>
+            <w:r>
+              <w:t>Division1</w:t>
+            </w:r>
+          </w:p>
+        </w:tc>
+        <w:tc>
+          <w:tcPr>
+            <w:tcW w:w="1418" w:type="dxa"/>
+            <w:shd w:val="clear" w:color="auto" w:fill="D9E2F3" w:themeFill="accent1" w:themeFillTint="33"/>
+            <w:vAlign w:val="center"/>
+          </w:tcPr>
+          <w:p>
+            <w:pPr>
+              <w:jc w:val="center"/>
+            </w:pPr>
+            <w:r>
+              <w:t>Division2</w:t>
+            </w:r>
+          </w:p>
+        </w:tc>
+        <w:tc>
+          <w:tcPr>
+            <w:tcW w:w="1418" w:type="dxa"/>
+            <w:shd w:val="clear" w:color="auto" w:fill="D9E2F3" w:themeFill="accent1" w:themeFillTint="33"/>
+            <w:vAlign w:val="center"/>
+          </w:tcPr>
+          <w:p>
+            <w:pPr>
+              <w:jc w:val="center"/>
+            </w:pPr>
+            <w:r>
+              <w:t>Division3</w:t>
+            </w:r>
+          </w:p>
+        </w:tc>
+      </w:tr>
+      <w:tr>
+        <w:tc>
+          <w:tcPr>
+            <w:tcW w:w="1838" w:type="dxa"/>
+            <w:shd w:val="clear" w:color="auto" w:fill="FBE4D5" w:themeFill="accent2" w:themeFillTint="33"/>
+            <w:vAlign w:val="center"/>
+          </w:tcPr>
+          <w:p>
+            <w:pPr>
+              <w:jc w:val="center"/>
+            </w:pPr>
+            <w:r>
+              <w:t>1M</w:t>
+            </w:r>
+          </w:p>
+        </w:tc>
+        <w:tc>
+          <w:tcPr>
+            <w:tcW w:w="1559" w:type="dxa"/>
+            <w:vAlign w:val="center"/>
+          </w:tcPr>
+          <w:p>
+            <w:pPr>
+              <w:jc w:val="center"/>
+            </w:pPr>
+            <w:r>
+              <w:t>19</w:t>
+            </w:r>
+          </w:p>
+        </w:tc>
+        <w:tc>
+          <w:tcPr>
+            <w:tcW w:w="1418" w:type="dxa"/>
+            <w:vAlign w:val="center"/>
+          </w:tcPr>
+          <w:p>
+            <w:pPr>
+              <w:jc w:val="center"/>
+            </w:pPr>
+            <w:r>
+              <w:t>343</w:t>
+            </w:r>
+          </w:p>
+        </w:tc>
+        <w:tc>
+          <w:tcPr>
+            <w:tcW w:w="1418" w:type="dxa"/>
+            <w:vAlign w:val="center"/>
+          </w:tcPr>
+          <w:p>
+            <w:pPr>
+              <w:jc w:val="center"/>
+            </w:pPr>
+            <w:r>
+              <w:t>71</w:t>
+            </w:r>
+          </w:p>
+        </w:tc>
+      </w:tr>
+      <w:tr>
+        <w:tc>
+          <w:tcPr>
+            <w:tcW w:w="1838" w:type="dxa"/>
+            <w:shd w:val="clear" w:color="auto" w:fill="FBE4D5" w:themeFill="accent2" w:themeFillTint="33"/>
+            <w:vAlign w:val="center"/>
+          </w:tcPr>
+          <w:p>
+            <w:pPr>
+              <w:jc w:val="center"/>
+            </w:pPr>
+            <w:r>
+              <w:t>2M</w:t>
+            </w:r>
+          </w:p>
+        </w:tc>
+        <w:tc>
+          <w:tcPr>
+            <w:tcW w:w="1559" w:type="dxa"/>
+            <w:vAlign w:val="center"/>
+          </w:tcPr>
+          <w:p>
+            <w:pPr>
+              <w:jc w:val="center"/>
+            </w:pPr>
+            <w:r>
+              <w:t>36</w:t>
+            </w:r>
+          </w:p>
+        </w:tc>
+        <w:tc>
+          <w:tcPr>
+            <w:tcW w:w="1418" w:type="dxa"/>
+            <w:vAlign w:val="center"/>
+          </w:tcPr>
+          <w:p>
+            <w:pPr>
+              <w:jc w:val="center"/>
+            </w:pPr>
+            <w:r>
+              <w:t>696</w:t>
+            </w:r>
+          </w:p>
+        </w:tc>
+        <w:tc>
+          <w:tcPr>
+            <w:tcW w:w="1418" w:type="dxa"/>
+            <w:vAlign w:val="center"/>
+          </w:tcPr>
+          <w:p>
+            <w:pPr>
+              <w:jc w:val="center"/>
+            </w:pPr>
+            <w:r>
+              <w:t>140</w:t>
+            </w:r>
+          </w:p>
+        </w:tc>
+      </w:tr>
+      <w:tr>
+        <w:tc>
+          <w:tcPr>
+            <w:tcW w:w="1838" w:type="dxa"/>
+            <w:shd w:val="clear" w:color="auto" w:fill="FBE4D5" w:themeFill="accent2" w:themeFillTint="33"/>
+            <w:vAlign w:val="center"/>
+          </w:tcPr>
+          <w:p>
+            <w:pPr>
+              <w:jc w:val="center"/>
+            </w:pPr>
+            <w:r>
+              <w:t>4M</w:t>
+            </w:r>
+          </w:p>
+        </w:tc>
+        <w:tc>
+          <w:tcPr>
+            <w:tcW w:w="1559" w:type="dxa"/>
+            <w:vAlign w:val="center"/>
+          </w:tcPr>
+          <w:p>
+            <w:pPr>
+              <w:jc w:val="center"/>
+            </w:pPr>
+            <w:r>
+              <w:t>73</w:t>
+            </w:r>
+          </w:p>
+        </w:tc>
+        <w:tc>
+          <w:tcPr>
+            <w:tcW w:w="1418" w:type="dxa"/>
+            <w:vAlign w:val="center"/>
+          </w:tcPr>
+          <w:p>
+            <w:pPr>
+              <w:jc w:val="center"/>
+            </w:pPr>
+            <w:r>
+              <w:t>1458</w:t>
+            </w:r>
+          </w:p>
+        </w:tc>
+        <w:tc>
+          <w:tcPr>
+            <w:tcW w:w="1418" w:type="dxa"/>
+            <w:vAlign w:val="center"/>
+          </w:tcPr>
+          <w:p>
+            <w:pPr>
+              <w:jc w:val="center"/>
+            </w:pPr>
+            <w:r>
+              <w:t>288</w:t>
+            </w:r>
+          </w:p>
+        </w:tc>
+      </w:tr>
+      <w:tr>
+        <w:tc>
+          <w:tcPr>
+            <w:tcW w:w="1838" w:type="dxa"/>
+            <w:shd w:val="clear" w:color="auto" w:fill="FBE4D5" w:themeFill="accent2" w:themeFillTint="33"/>
+            <w:vAlign w:val="center"/>
+          </w:tcPr>
+          <w:p>
+            <w:pPr>
+              <w:jc w:val="center"/>
+            </w:pPr>
+            <w:r>
+              <w:t>8M</w:t>
+            </w:r>
+          </w:p>
+        </w:tc>
+        <w:tc>
+          <w:tcPr>
+            <w:tcW w:w="1559" w:type="dxa"/>
+            <w:vAlign w:val="center"/>
+          </w:tcPr>
+          <w:p>
+            <w:pPr>
+              <w:jc w:val="center"/>
+            </w:pPr>
+            <w:r>
+              <w:t>144</w:t>
+            </w:r>
+          </w:p>
+        </w:tc>
+        <w:tc>
+          <w:tcPr>
+            <w:tcW w:w="1418" w:type="dxa"/>
+            <w:vAlign w:val="center"/>
+          </w:tcPr>
+          <w:p>
+            <w:pPr>
+              <w:jc w:val="center"/>
+            </w:pPr>
+            <w:r>
+              <w:t>3013</w:t>
+            </w:r>
+          </w:p>
+        </w:tc>
+        <w:tc>
+          <w:tcPr>
+            <w:tcW w:w="1418" w:type="dxa"/>
+            <w:vAlign w:val="center"/>
+          </w:tcPr>
+          <w:p>
+            <w:pPr>
+              <w:jc w:val="center"/>
+            </w:pPr>
+            <w:r>
+              <w:t>574</w:t>
+            </w:r>
+          </w:p>
+        </w:tc>
+      </w:tr>
+      <w:tr>
+        <w:tc>
+          <w:tcPr>
+            <w:tcW w:w="1838" w:type="dxa"/>
+            <w:shd w:val="clear" w:color="auto" w:fill="FBE4D5" w:themeFill="accent2" w:themeFillTint="33"/>
+            <w:vAlign w:val="center"/>
+          </w:tcPr>
+          <w:p>
+            <w:pPr>
+              <w:jc w:val="center"/>
+            </w:pPr>
+            <w:r>
+              <w:t>16M</w:t>
+            </w:r>
+          </w:p>
+        </w:tc>
+        <w:tc>
+          <w:tcPr>
+            <w:tcW w:w="1559" w:type="dxa"/>
+            <w:vAlign w:val="center"/>
+          </w:tcPr>
+          <w:p>
+            <w:pPr>
+              <w:jc w:val="center"/>
+            </w:pPr>
+            <w:r>
+              <w:t>329</w:t>
+            </w:r>
+          </w:p>
+        </w:tc>
+        <w:tc>
+          <w:tcPr>
+            <w:tcW w:w="1418" w:type="dxa"/>
+            <w:vAlign w:val="center"/>
+          </w:tcPr>
+          <w:p>
+            <w:pPr>
+              <w:jc w:val="center"/>
+            </w:pPr>
+            <w:r>
+              <w:t>6496</w:t>
+            </w:r>
+          </w:p>
+        </w:tc>
+        <w:tc>
+          <w:tcPr>
+            <w:tcW w:w="1418" w:type="dxa"/>
+            <w:vAlign w:val="center"/>
+          </w:tcPr>
+          <w:p>
+            <w:pPr>
+              <w:jc w:val="center"/>
+            </w:pPr>
+            <w:r>
+              <w:t>1157</w:t>
+            </w:r>
+          </w:p>
+        </w:tc>
+      </w:tr>
+    </w:tbl>
+    <w:p/>
+    <w:p/>
+    <w:p/>
+    <w:p/>
+    <w:p/>
+    <w:p/>
+    <w:p>
+      <w:r>
+        <w:t xml:space="preserve">En división1, tenemos los siguientes parámetros: a = 1, b = 3 y k = 1, por tanto estamos en el caso a &lt; </w:t>
+      </w:r>
+      <w:proofErr w:type="spellStart"/>
+      <w:r>
+        <w:t>b^k</w:t>
+      </w:r>
+      <w:proofErr w:type="spellEnd"/>
+      <w:r>
+        <w:t xml:space="preserve"> por tanto obtenemos una complejidad teórica de O(n), observando los tiempos vemos como reflejan el crecimiento lineal.</w:t>
+      </w:r>
+    </w:p>
+    <w:p>
+      <w:r>
+        <w:t xml:space="preserve">En división2, tenemos los siguientes parámetros: a = 2, b = 2 y k = 1, por tanto estamos en el caso a = </w:t>
+      </w:r>
+      <w:proofErr w:type="spellStart"/>
+      <w:r>
+        <w:t>b^k</w:t>
+      </w:r>
+      <w:proofErr w:type="spellEnd"/>
+      <w:r>
+        <w:t xml:space="preserve"> por tanto obtenemos una complejidad teórica de O(n log n), observando los tiempos vemos como reflejan un crecimiento cuasi-lineal.</w:t>
+      </w:r>
+    </w:p>
+    <w:p>
+      <w:r>
+        <w:t xml:space="preserve">En división1, tenemos los siguientes parámetros: a = 2, b = 2 y k = 0, por tanto estamos en el caso a &gt; </w:t>
+      </w:r>
+      <w:proofErr w:type="spellStart"/>
+      <w:r>
+        <w:t>b^k</w:t>
+      </w:r>
+      <w:proofErr w:type="spellEnd"/>
+      <w:r>
+        <w:t xml:space="preserve"> por tanto obtenemos una complejidad teórica de O(n), observando los tiempos vemos como reflejan el crecimiento lineal.</w:t>
+      </w:r>
+    </w:p>
+    <w:p/>
+    <w:p/>
+    <w:p/>
+    <w:tbl>
+      <w:tblPr>
+        <w:tblStyle w:val="Tablaconcuadrcula"/>
+        <w:tblpPr w:leftFromText="141" w:rightFromText="141" w:vertAnchor="page" w:horzAnchor="margin" w:tblpXSpec="center" w:tblpY="1981"/>
+        <w:tblW w:w="0" w:type="auto"/>
+        <w:tblLook w:val="04A0" w:firstRow="1" w:lastRow="0" w:firstColumn="1" w:lastColumn="0" w:noHBand="0" w:noVBand="1"/>
+      </w:tblPr>
+      <w:tblGrid>
+        <w:gridCol w:w="1838"/>
+        <w:gridCol w:w="1559"/>
+        <w:gridCol w:w="1418"/>
+      </w:tblGrid>
+      <w:tr>
+        <w:trPr>
+          <w:trHeight w:val="416"/>
+        </w:trPr>
+        <w:tc>
+          <w:tcPr>
+            <w:tcW w:w="1838" w:type="dxa"/>
+            <w:shd w:val="clear" w:color="auto" w:fill="FBE4D5" w:themeFill="accent2" w:themeFillTint="33"/>
+            <w:vAlign w:val="center"/>
+          </w:tcPr>
+          <w:p>
+            <w:pPr>
+              <w:jc w:val="center"/>
+              <w:rPr>
+                <w:u w:val="single"/>
+              </w:rPr>
+            </w:pPr>
+            <w:r>
+              <w:t>n / Tiempo</w:t>
+            </w:r>
+          </w:p>
+        </w:tc>
+        <w:tc>
+          <w:tcPr>
+            <w:tcW w:w="1559" w:type="dxa"/>
+            <w:shd w:val="clear" w:color="auto" w:fill="D9E2F3" w:themeFill="accent1" w:themeFillTint="33"/>
+            <w:vAlign w:val="center"/>
+          </w:tcPr>
+          <w:p>
+            <w:pPr>
+              <w:jc w:val="center"/>
+            </w:pPr>
+            <w:r>
+              <w:t>Division4</w:t>
+            </w:r>
+          </w:p>
+        </w:tc>
+        <w:tc>
+          <w:tcPr>
+            <w:tcW w:w="1418" w:type="dxa"/>
+            <w:shd w:val="clear" w:color="auto" w:fill="D9E2F3" w:themeFill="accent1" w:themeFillTint="33"/>
+            <w:vAlign w:val="center"/>
+          </w:tcPr>
+          <w:p>
+            <w:pPr>
+              <w:jc w:val="center"/>
+            </w:pPr>
+            <w:r>
+              <w:t>Division5</w:t>
+            </w:r>
+          </w:p>
+        </w:tc>
+      </w:tr>
+      <w:tr>
+        <w:tc>
+          <w:tcPr>
+            <w:tcW w:w="1838" w:type="dxa"/>
+            <w:shd w:val="clear" w:color="auto" w:fill="FBE4D5" w:themeFill="accent2" w:themeFillTint="33"/>
+            <w:vAlign w:val="center"/>
+          </w:tcPr>
+          <w:p>
+            <w:pPr>
+              <w:jc w:val="center"/>
+            </w:pPr>
+            <w:r>
+              <w:t>1000</w:t>
+            </w:r>
+          </w:p>
+        </w:tc>
+        <w:tc>
+          <w:tcPr>
+            <w:tcW w:w="1559" w:type="dxa"/>
+            <w:vAlign w:val="center"/>
+          </w:tcPr>
+          <w:p>
+            <w:pPr>
+              <w:jc w:val="center"/>
+            </w:pPr>
+            <w:r>
+              <w:t>20</w:t>
+            </w:r>
+          </w:p>
+        </w:tc>
+        <w:tc>
+          <w:tcPr>
+            <w:tcW w:w="1418" w:type="dxa"/>
+            <w:vAlign w:val="center"/>
+          </w:tcPr>
+          <w:p>
+            <w:pPr>
+              <w:jc w:val="center"/>
+            </w:pPr>
+            <w:r>
+              <w:t>843</w:t>
+            </w:r>
+          </w:p>
+        </w:tc>
+      </w:tr>
+      <w:tr>
+        <w:tc>
+          <w:tcPr>
+            <w:tcW w:w="1838" w:type="dxa"/>
+            <w:shd w:val="clear" w:color="auto" w:fill="FBE4D5" w:themeFill="accent2" w:themeFillTint="33"/>
+            <w:vAlign w:val="center"/>
+          </w:tcPr>
+          <w:p>
+            <w:pPr>
+              <w:jc w:val="center"/>
+            </w:pPr>
+            <w:r>
+              <w:t>2000</w:t>
+            </w:r>
+          </w:p>
+        </w:tc>
+        <w:tc>
+          <w:tcPr>
+            <w:tcW w:w="1559" w:type="dxa"/>
+            <w:vAlign w:val="center"/>
+          </w:tcPr>
+          <w:p>
+            <w:pPr>
+              <w:jc w:val="center"/>
+            </w:pPr>
+            <w:r>
+              <w:t>77</w:t>
+            </w:r>
+          </w:p>
+        </w:tc>
+        <w:tc>
+          <w:tcPr>
+            <w:tcW w:w="1418" w:type="dxa"/>
+            <w:vAlign w:val="center"/>
+          </w:tcPr>
+          <w:p>
+            <w:pPr>
+              <w:jc w:val="center"/>
+            </w:pPr>
+            <w:r>
+              <w:t>4236</w:t>
+            </w:r>
+          </w:p>
+        </w:tc>
+      </w:tr>
+      <w:tr>
+        <w:tc>
+          <w:tcPr>
+            <w:tcW w:w="1838" w:type="dxa"/>
+            <w:shd w:val="clear" w:color="auto" w:fill="FBE4D5" w:themeFill="accent2" w:themeFillTint="33"/>
+            <w:vAlign w:val="center"/>
+          </w:tcPr>
+          <w:p>
+            <w:pPr>
+              <w:jc w:val="center"/>
+            </w:pPr>
+            <w:r>
+              <w:t>4000</w:t>
+            </w:r>
+          </w:p>
+        </w:tc>
+        <w:tc>
+          <w:tcPr>
+            <w:tcW w:w="1559" w:type="dxa"/>
+            <w:vAlign w:val="center"/>
+          </w:tcPr>
+          <w:p>
+            <w:pPr>
+              <w:jc w:val="center"/>
+            </w:pPr>
+            <w:r>
+              <w:t>263</w:t>
+            </w:r>
+          </w:p>
+        </w:tc>
+        <w:tc>
+          <w:tcPr>
+            <w:tcW w:w="1418" w:type="dxa"/>
+            <w:vAlign w:val="center"/>
+          </w:tcPr>
+          <w:p>
+            <w:pPr>
+              <w:jc w:val="center"/>
+            </w:pPr>
+            <w:r>
+              <w:t>21214</w:t>
+            </w:r>
+          </w:p>
+        </w:tc>
+      </w:tr>
+      <w:tr>
+        <w:tc>
+          <w:tcPr>
+            <w:tcW w:w="1838" w:type="dxa"/>
+            <w:shd w:val="clear" w:color="auto" w:fill="FBE4D5" w:themeFill="accent2" w:themeFillTint="33"/>
+            <w:vAlign w:val="center"/>
+          </w:tcPr>
+          <w:p>
+            <w:pPr>
+              <w:jc w:val="center"/>
+            </w:pPr>
+            <w:r>
+              <w:t>8000</w:t>
+            </w:r>
+          </w:p>
+        </w:tc>
+        <w:tc>
+          <w:tcPr>
+            <w:tcW w:w="1559" w:type="dxa"/>
+            <w:vAlign w:val="center"/>
+          </w:tcPr>
+          <w:p>
+            <w:pPr>
+              <w:jc w:val="center"/>
+            </w:pPr>
+            <w:r>
+              <w:t>1270</w:t>
+            </w:r>
+          </w:p>
+        </w:tc>
+        <w:tc>
+          <w:tcPr>
+            <w:tcW w:w="1418" w:type="dxa"/>
+            <w:vAlign w:val="center"/>
+          </w:tcPr>
+          <w:p>
+            <w:pPr>
+              <w:jc w:val="center"/>
+            </w:pPr>
+            <w:r>
+              <w:t>108804</w:t>
+            </w:r>
+          </w:p>
+        </w:tc>
+      </w:tr>
+    </w:tbl>
+    <w:p/>
+    <w:p/>
+    <w:p/>
+    <w:p/>
+    <w:p/>
+    <w:p>
+      <w:r>
+        <w:t>Division4 debe tener una complejidad total de O(n^2)  y estar en el caso de a&lt;</w:t>
+      </w:r>
+      <w:proofErr w:type="spellStart"/>
+      <w:r>
+        <w:t>b^k</w:t>
+      </w:r>
+      <w:proofErr w:type="spellEnd"/>
+      <w:r>
+        <w:t xml:space="preserve"> para conseguirlo necesitamos los siguientes parámetros: a = 1, b = 2 y k = 2.</w:t>
+      </w:r>
+    </w:p>
+    <w:p>
+      <w:r>
+        <w:t>Division4 debe tener una complejidad total de O(n^2)  y estar en el caso de a&gt;</w:t>
+      </w:r>
+      <w:proofErr w:type="spellStart"/>
+      <w:r>
+        <w:t>b^k</w:t>
+      </w:r>
+      <w:proofErr w:type="spellEnd"/>
+      <w:r>
+        <w:t xml:space="preserve"> para conseguirlo necesitamos los siguientes parámetros: a = 5, b = 2 y k = 2.</w:t>
+      </w:r>
+    </w:p>
+    <w:p>
+      <w:r>
+        <w:t>En los tiempos de ambos programas podemos ver su crecimiento cuadrático, pero división 5 tarda más que división 4 porque tiene que hacer una mayor cantidad de llamadas recursivas.</w:t>
+      </w:r>
+    </w:p>
+    <w:p/>
+    <w:p>
+      <w:pPr>
+        <w:rPr>
+          <w:b/>
+          <w:bCs/>
+          <w:sz w:val="32"/>
+          <w:szCs w:val="32"/>
+        </w:rPr>
+      </w:pPr>
+      <w:r>
+        <w:rPr>
+          <w:b/>
+          <w:bCs/>
+          <w:sz w:val="32"/>
+          <w:szCs w:val="32"/>
+        </w:rPr>
+        <w:t>FASE 3: Dos ejemplos básicos</w:t>
+      </w:r>
+    </w:p>
+    <w:p>
+      <w:pPr>
+        <w:rPr>
+          <w:b/>
+          <w:bCs/>
+          <w:sz w:val="24"/>
+          <w:szCs w:val="24"/>
+        </w:rPr>
+      </w:pPr>
+      <w:r>
+        <w:rPr>
+          <w:b/>
+          <w:bCs/>
+          <w:sz w:val="24"/>
+          <w:szCs w:val="24"/>
+        </w:rPr>
+        <w:t xml:space="preserve">Métodos </w:t>
+      </w:r>
+      <w:proofErr w:type="spellStart"/>
+      <w:r>
+        <w:rPr>
+          <w:b/>
+          <w:bCs/>
+          <w:sz w:val="24"/>
+          <w:szCs w:val="24"/>
+        </w:rPr>
+        <w:t>VectorSuma</w:t>
+      </w:r>
+      <w:proofErr w:type="spellEnd"/>
+      <w:r>
+        <w:rPr>
+          <w:b/>
+          <w:bCs/>
+          <w:sz w:val="24"/>
+          <w:szCs w:val="24"/>
+        </w:rPr>
+        <w:t>:</w:t>
+      </w:r>
+    </w:p>
+    <w:tbl>
+      <w:tblPr>
+        <w:tblStyle w:val="Tablaconcuadrcula"/>
+        <w:tblpPr w:leftFromText="141" w:rightFromText="141" w:vertAnchor="page" w:horzAnchor="margin" w:tblpXSpec="center" w:tblpY="8176"/>
+        <w:tblW w:w="0" w:type="auto"/>
+        <w:tblLook w:val="04A0" w:firstRow="1" w:lastRow="0" w:firstColumn="1" w:lastColumn="0" w:noHBand="0" w:noVBand="1"/>
+      </w:tblPr>
+      <w:tblGrid>
+        <w:gridCol w:w="1838"/>
+        <w:gridCol w:w="1843"/>
+      </w:tblGrid>
+      <w:tr>
+        <w:trPr>
+          <w:trHeight w:val="416"/>
+        </w:trPr>
+        <w:tc>
+          <w:tcPr>
+            <w:tcW w:w="1838" w:type="dxa"/>
+            <w:shd w:val="clear" w:color="auto" w:fill="FBE4D5" w:themeFill="accent2" w:themeFillTint="33"/>
+            <w:vAlign w:val="center"/>
+          </w:tcPr>
+          <w:p>
+            <w:pPr>
+              <w:jc w:val="center"/>
+              <w:rPr>
+                <w:u w:val="single"/>
+              </w:rPr>
+            </w:pPr>
+            <w:r>
+              <w:t>Métodos</w:t>
+            </w:r>
+          </w:p>
+        </w:tc>
+        <w:tc>
+          <w:tcPr>
+            <w:tcW w:w="1843" w:type="dxa"/>
+            <w:shd w:val="clear" w:color="auto" w:fill="D9E2F3" w:themeFill="accent1" w:themeFillTint="33"/>
+            <w:vAlign w:val="center"/>
+          </w:tcPr>
+          <w:p>
+            <w:pPr>
+              <w:jc w:val="center"/>
+            </w:pPr>
+            <w:r>
+              <w:t>Tiempo (nano s)</w:t>
+            </w:r>
+          </w:p>
+        </w:tc>
+      </w:tr>
+      <w:tr>
+        <w:tc>
+          <w:tcPr>
+            <w:tcW w:w="1838" w:type="dxa"/>
+            <w:shd w:val="clear" w:color="auto" w:fill="FBE4D5" w:themeFill="accent2" w:themeFillTint="33"/>
+            <w:vAlign w:val="center"/>
+          </w:tcPr>
+          <w:p>
+            <w:pPr>
+              <w:jc w:val="center"/>
+            </w:pPr>
+            <w:r>
+              <w:t>M1</w:t>
+            </w:r>
+          </w:p>
+        </w:tc>
+        <w:tc>
+          <w:tcPr>
+            <w:tcW w:w="1843" w:type="dxa"/>
+            <w:vAlign w:val="center"/>
+          </w:tcPr>
+          <w:p>
+            <w:pPr>
+              <w:jc w:val="center"/>
+            </w:pPr>
+            <w:r>
+              <w:t>470</w:t>
+            </w:r>
+          </w:p>
+        </w:tc>
+      </w:tr>
+      <w:tr>
+        <w:tc>
+          <w:tcPr>
+            <w:tcW w:w="1838" w:type="dxa"/>
+            <w:shd w:val="clear" w:color="auto" w:fill="FBE4D5" w:themeFill="accent2" w:themeFillTint="33"/>
+            <w:vAlign w:val="center"/>
+          </w:tcPr>
+          <w:p>
+            <w:pPr>
+              <w:jc w:val="center"/>
+            </w:pPr>
+            <w:r>
+              <w:t>M2</w:t>
+            </w:r>
+          </w:p>
+        </w:tc>
+        <w:tc>
+          <w:tcPr>
+            <w:tcW w:w="1843" w:type="dxa"/>
+            <w:vAlign w:val="center"/>
+          </w:tcPr>
+          <w:p>
+            <w:pPr>
+              <w:jc w:val="center"/>
+            </w:pPr>
+            <w:r>
+              <w:t>1615</w:t>
+            </w:r>
+          </w:p>
+        </w:tc>
+      </w:tr>
+      <w:tr>
+        <w:tc>
+          <w:tcPr>
+            <w:tcW w:w="1838" w:type="dxa"/>
+            <w:shd w:val="clear" w:color="auto" w:fill="FBE4D5" w:themeFill="accent2" w:themeFillTint="33"/>
+            <w:vAlign w:val="center"/>
+          </w:tcPr>
+          <w:p>
+            <w:pPr>
+              <w:jc w:val="center"/>
+            </w:pPr>
+            <w:r>
+              <w:t>M3</w:t>
+            </w:r>
+          </w:p>
+        </w:tc>
+        <w:tc>
+          <w:tcPr>
+            <w:tcW w:w="1843" w:type="dxa"/>
+            <w:vAlign w:val="center"/>
+          </w:tcPr>
+          <w:p>
+            <w:pPr>
+              <w:jc w:val="center"/>
+            </w:pPr>
+            <w:r>
+              <w:t>2895</w:t>
+            </w:r>
+          </w:p>
+        </w:tc>
+      </w:tr>
+    </w:tbl>
+    <w:p>
+      <w:pPr>
+        <w:rPr>
+          <w:b/>
+          <w:bCs/>
+          <w:sz w:val="24"/>
+          <w:szCs w:val="24"/>
+        </w:rPr>
+      </w:pPr>
+    </w:p>
+    <w:p>
+      <w:pPr>
+        <w:rPr>
+          <w:b/>
+          <w:bCs/>
+          <w:sz w:val="24"/>
+          <w:szCs w:val="24"/>
+        </w:rPr>
+      </w:pPr>
+    </w:p>
+    <w:p>
+      <w:pPr>
+        <w:rPr>
+          <w:b/>
+          <w:bCs/>
+          <w:sz w:val="24"/>
+          <w:szCs w:val="24"/>
+        </w:rPr>
+      </w:pPr>
+    </w:p>
+    <w:p>
+      <w:pPr>
+        <w:rPr>
+          <w:sz w:val="24"/>
+          <w:szCs w:val="24"/>
+        </w:rPr>
+      </w:pPr>
+    </w:p>
+    <w:p>
+      <w:pPr>
+        <w:jc w:val="both"/>
+        <w:rPr>
+          <w:sz w:val="24"/>
+          <w:szCs w:val="24"/>
+        </w:rPr>
+      </w:pPr>
+      <w:r>
+        <w:rPr>
+          <w:sz w:val="24"/>
+          <w:szCs w:val="24"/>
+        </w:rPr>
+        <w:t>Las complejidades de los tres algoritmos son de O(n) pero el método iterativo es más rápido que los otros dos debido a que en este caso en particular al ser un único bucle que va sumando elementos y no realiza ninguna llamada recursiva hace que su tiempo de ejecución sea el menor.</w:t>
+      </w:r>
+    </w:p>
+    <w:p>
+      <w:pPr>
+        <w:jc w:val="both"/>
+        <w:rPr>
+          <w:sz w:val="24"/>
+          <w:szCs w:val="24"/>
+        </w:rPr>
+      </w:pPr>
+    </w:p>
+    <w:p>
+      <w:pPr>
+        <w:rPr>
+          <w:b/>
+          <w:bCs/>
+          <w:sz w:val="24"/>
+          <w:szCs w:val="24"/>
+        </w:rPr>
+      </w:pPr>
+      <w:r>
+        <w:rPr>
+          <w:b/>
+          <w:bCs/>
+          <w:sz w:val="24"/>
+          <w:szCs w:val="24"/>
+        </w:rPr>
+        <w:t>Métodos Fibonacci:</w:t>
+      </w:r>
+    </w:p>
+    <w:tbl>
+      <w:tblPr>
+        <w:tblStyle w:val="Tablaconcuadrcula"/>
+        <w:tblpPr w:leftFromText="141" w:rightFromText="141" w:vertAnchor="page" w:horzAnchor="margin" w:tblpXSpec="center" w:tblpY="12301"/>
+        <w:tblW w:w="0" w:type="auto"/>
+        <w:tblLook w:val="04A0" w:firstRow="1" w:lastRow="0" w:firstColumn="1" w:lastColumn="0" w:noHBand="0" w:noVBand="1"/>
+      </w:tblPr>
+      <w:tblGrid>
+        <w:gridCol w:w="1838"/>
+        <w:gridCol w:w="1843"/>
+      </w:tblGrid>
+      <w:tr>
+        <w:trPr>
+          <w:trHeight w:val="416"/>
+        </w:trPr>
+        <w:tc>
+          <w:tcPr>
+            <w:tcW w:w="1838" w:type="dxa"/>
+            <w:shd w:val="clear" w:color="auto" w:fill="FBE4D5" w:themeFill="accent2" w:themeFillTint="33"/>
+            <w:vAlign w:val="center"/>
+          </w:tcPr>
+          <w:p>
+            <w:pPr>
+              <w:jc w:val="center"/>
+              <w:rPr>
+                <w:u w:val="single"/>
+              </w:rPr>
+            </w:pPr>
+            <w:r>
+              <w:t>Métodos</w:t>
+            </w:r>
+          </w:p>
+        </w:tc>
+        <w:tc>
+          <w:tcPr>
+            <w:tcW w:w="1843" w:type="dxa"/>
+            <w:shd w:val="clear" w:color="auto" w:fill="D9E2F3" w:themeFill="accent1" w:themeFillTint="33"/>
+            <w:vAlign w:val="center"/>
+          </w:tcPr>
+          <w:p>
+            <w:pPr>
+              <w:jc w:val="center"/>
+            </w:pPr>
+            <w:r>
+              <w:t>Tiempo (nano s)</w:t>
+            </w:r>
+          </w:p>
+        </w:tc>
+      </w:tr>
+      <w:tr>
+        <w:tc>
+          <w:tcPr>
+            <w:tcW w:w="1838" w:type="dxa"/>
+            <w:shd w:val="clear" w:color="auto" w:fill="FBE4D5" w:themeFill="accent2" w:themeFillTint="33"/>
+            <w:vAlign w:val="center"/>
+          </w:tcPr>
+          <w:p>
+            <w:pPr>
+              <w:jc w:val="center"/>
+            </w:pPr>
+            <w:r>
+              <w:t>M1</w:t>
+            </w:r>
+          </w:p>
+        </w:tc>
+        <w:tc>
+          <w:tcPr>
+            <w:tcW w:w="1843" w:type="dxa"/>
+            <w:vAlign w:val="center"/>
+          </w:tcPr>
+          <w:p>
+            <w:pPr>
+              <w:jc w:val="center"/>
+            </w:pPr>
+            <w:r>
+              <w:t>259</w:t>
+            </w:r>
+          </w:p>
+        </w:tc>
+      </w:tr>
+      <w:tr>
+        <w:tc>
+          <w:tcPr>
+            <w:tcW w:w="1838" w:type="dxa"/>
+            <w:shd w:val="clear" w:color="auto" w:fill="FBE4D5" w:themeFill="accent2" w:themeFillTint="33"/>
+            <w:vAlign w:val="center"/>
+          </w:tcPr>
+          <w:p>
+            <w:pPr>
+              <w:jc w:val="center"/>
+            </w:pPr>
+            <w:r>
+              <w:t>M2</w:t>
+            </w:r>
+          </w:p>
+        </w:tc>
+        <w:tc>
+          <w:tcPr>
+            <w:tcW w:w="1843" w:type="dxa"/>
+            <w:vAlign w:val="center"/>
+          </w:tcPr>
+          <w:p>
+            <w:pPr>
+              <w:jc w:val="center"/>
+            </w:pPr>
+            <w:r>
+              <w:t>503</w:t>
+            </w:r>
+          </w:p>
+        </w:tc>
+      </w:tr>
+      <w:tr>
+        <w:tc>
+          <w:tcPr>
+            <w:tcW w:w="1838" w:type="dxa"/>
+            <w:shd w:val="clear" w:color="auto" w:fill="FBE4D5" w:themeFill="accent2" w:themeFillTint="33"/>
+            <w:vAlign w:val="center"/>
+          </w:tcPr>
+          <w:p>
+            <w:pPr>
+              <w:jc w:val="center"/>
+            </w:pPr>
+            <w:r>
+              <w:t>M3</w:t>
+            </w:r>
+          </w:p>
+        </w:tc>
+        <w:tc>
+          <w:tcPr>
+            <w:tcW w:w="1843" w:type="dxa"/>
+            <w:vAlign w:val="center"/>
+          </w:tcPr>
+          <w:p>
+            <w:pPr>
+              <w:jc w:val="center"/>
+            </w:pPr>
+            <w:r>
+              <w:t>645</w:t>
+            </w:r>
+          </w:p>
+        </w:tc>
+      </w:tr>
+      <w:tr>
+        <w:tc>
+          <w:tcPr>
+            <w:tcW w:w="1838" w:type="dxa"/>
+            <w:shd w:val="clear" w:color="auto" w:fill="FBE4D5" w:themeFill="accent2" w:themeFillTint="33"/>
+            <w:vAlign w:val="center"/>
+          </w:tcPr>
+          <w:p>
+            <w:pPr>
+              <w:jc w:val="center"/>
+            </w:pPr>
+            <w:r>
+              <w:t>M4</w:t>
+            </w:r>
+          </w:p>
+        </w:tc>
+        <w:tc>
+          <w:tcPr>
+            <w:tcW w:w="1843" w:type="dxa"/>
+            <w:vAlign w:val="center"/>
+          </w:tcPr>
+          <w:p>
+            <w:pPr>
+              <w:jc w:val="center"/>
+            </w:pPr>
+            <w:r>
+              <w:t>4213</w:t>
+            </w:r>
+          </w:p>
+        </w:tc>
+      </w:tr>
+    </w:tbl>
+    <w:p/>
+    <w:p/>
+    <w:p/>
+    <w:p/>
+    <w:p/>
+    <w:p>
+      <w:pPr>
+        <w:jc w:val="both"/>
+      </w:pPr>
+      <w:r>
+        <w:t xml:space="preserve">Las complejidades de los algoritmos son de O(n) es por eso que los tres primeros son prácticamente parecidos en cuanto a tiempos de ejecución, a excepción del cuarto que si </w:t>
+      </w:r>
+      <w:r>
+        <w:lastRenderedPageBreak/>
+        <w:t>aplicamos cálculos matemáticos podemos encontrar su motivo en que tiene una contante de 1,6 multiplicando a n.</w:t>
+      </w:r>
+    </w:p>
+    <w:p/>
+    <w:p/>
+    <w:p>
+      <w:pPr>
+        <w:rPr>
+          <w:b/>
+          <w:bCs/>
+          <w:sz w:val="32"/>
+          <w:szCs w:val="32"/>
+        </w:rPr>
+      </w:pPr>
+      <w:r>
+        <w:rPr>
+          <w:b/>
+          <w:bCs/>
+          <w:sz w:val="32"/>
+          <w:szCs w:val="32"/>
+        </w:rPr>
+        <w:t xml:space="preserve">FASE 4: PRÁCTICA </w:t>
+      </w:r>
+      <w:proofErr w:type="spellStart"/>
+      <w:r>
+        <w:rPr>
+          <w:b/>
+          <w:bCs/>
+          <w:sz w:val="32"/>
+          <w:szCs w:val="32"/>
+        </w:rPr>
+        <w:t>DyV</w:t>
+      </w:r>
+      <w:proofErr w:type="spellEnd"/>
+    </w:p>
+    <w:p>
+      <w:pPr>
+        <w:rPr>
+          <w:b/>
+          <w:bCs/>
+          <w:i/>
+          <w:iCs/>
+          <w:sz w:val="28"/>
+          <w:szCs w:val="28"/>
+          <w:u w:val="single"/>
+        </w:rPr>
+      </w:pPr>
+      <w:r>
+        <w:rPr>
+          <w:b/>
+          <w:bCs/>
+          <w:i/>
+          <w:iCs/>
+          <w:sz w:val="28"/>
+          <w:szCs w:val="28"/>
+          <w:u w:val="single"/>
+        </w:rPr>
+        <w:t>PRIMERA PARTE</w:t>
+      </w:r>
+      <w:r>
+        <w:rPr>
+          <w:b/>
+          <w:bCs/>
+          <w:i/>
+          <w:iCs/>
+          <w:sz w:val="28"/>
+          <w:szCs w:val="28"/>
+          <w:u w:val="single"/>
+        </w:rPr>
+        <w:t xml:space="preserve"> – Algoritmo trivial</w:t>
+      </w:r>
+    </w:p>
+    <w:p>
+      <w:r>
         <w:drawing>
-          <wp:anchor distT="0" distB="0" distL="114300" distR="114300" simplePos="0" relativeHeight="251658240" behindDoc="0" locked="0" layoutInCell="1" allowOverlap="1">
+          <wp:anchor distT="0" distB="0" distL="114300" distR="114300" simplePos="0" relativeHeight="251658240" behindDoc="0" locked="0" layoutInCell="1" allowOverlap="1" wp14:anchorId="249E589E" wp14:editId="092A1991">
             <wp:simplePos x="0" y="0"/>
-            <wp:positionH relativeFrom="margin">
-              <wp:align>right</wp:align>
+            <wp:positionH relativeFrom="column">
+              <wp:posOffset>-89535</wp:posOffset>
             </wp:positionH>
             <wp:positionV relativeFrom="paragraph">
-              <wp:posOffset>240030</wp:posOffset>
+              <wp:posOffset>78105</wp:posOffset>
             </wp:positionV>
-            <wp:extent cx="5400040" cy="662940"/>
-            <wp:effectExtent l="0" t="0" r="0" b="3810"/>
+            <wp:extent cx="5400040" cy="1769745"/>
+            <wp:effectExtent l="0" t="0" r="0" b="1905"/>
             <wp:wrapNone/>
-            <wp:docPr id="1" name="Imagen 1"/>
+            <wp:docPr id="1803511848" name="Imagen 1"/>
             <wp:cNvGraphicFramePr>
               <a:graphicFrameLocks xmlns:a="http://schemas.openxmlformats.org/drawingml/2006/main" noChangeAspect="1"/>
             </wp:cNvGraphicFramePr>
@@ -33,7 +2515,7 @@
               <a:graphicData uri="http://schemas.openxmlformats.org/drawingml/2006/picture">
                 <pic:pic xmlns:pic="http://schemas.openxmlformats.org/drawingml/2006/picture">
                   <pic:nvPicPr>
-                    <pic:cNvPr id="1" name=""/>
+                    <pic:cNvPr id="1803511848" name=""/>
                     <pic:cNvPicPr/>
                   </pic:nvPicPr>
                   <pic:blipFill>
@@ -51,7 +2533,7 @@
                   <pic:spPr>
                     <a:xfrm>
                       <a:off x="0" y="0"/>
-                      <a:ext cx="5400040" cy="662940"/>
+                      <a:ext cx="5400040" cy="1769745"/>
                     </a:xfrm>
                     <a:prstGeom prst="rect">
                       <a:avLst/>
@@ -65,23 +2547,268 @@
       </w:r>
     </w:p>
     <w:p/>
+    <w:p/>
+    <w:p/>
+    <w:p/>
+    <w:p/>
+    <w:p/>
+    <w:tbl>
+      <w:tblPr>
+        <w:tblStyle w:val="Tablaconcuadrcula"/>
+        <w:tblpPr w:leftFromText="141" w:rightFromText="141" w:vertAnchor="page" w:horzAnchor="margin" w:tblpY="7546"/>
+        <w:tblW w:w="0" w:type="auto"/>
+        <w:tblLook w:val="04A0" w:firstRow="1" w:lastRow="0" w:firstColumn="1" w:lastColumn="0" w:noHBand="0" w:noVBand="1"/>
+      </w:tblPr>
+      <w:tblGrid>
+        <w:gridCol w:w="1838"/>
+        <w:gridCol w:w="1559"/>
+      </w:tblGrid>
+      <w:tr>
+        <w:trPr>
+          <w:trHeight w:val="416"/>
+        </w:trPr>
+        <w:tc>
+          <w:tcPr>
+            <w:tcW w:w="1838" w:type="dxa"/>
+            <w:shd w:val="clear" w:color="auto" w:fill="FBE4D5" w:themeFill="accent2" w:themeFillTint="33"/>
+            <w:vAlign w:val="center"/>
+          </w:tcPr>
+          <w:p>
+            <w:pPr>
+              <w:jc w:val="center"/>
+              <w:rPr>
+                <w:u w:val="single"/>
+              </w:rPr>
+            </w:pPr>
+            <w:r>
+              <w:t>n puntos</w:t>
+            </w:r>
+          </w:p>
+        </w:tc>
+        <w:tc>
+          <w:tcPr>
+            <w:tcW w:w="1559" w:type="dxa"/>
+            <w:shd w:val="clear" w:color="auto" w:fill="D9E2F3" w:themeFill="accent1" w:themeFillTint="33"/>
+            <w:vAlign w:val="center"/>
+          </w:tcPr>
+          <w:p>
+            <w:pPr>
+              <w:jc w:val="center"/>
+            </w:pPr>
+            <w:r>
+              <w:t>tiempo (ms)</w:t>
+            </w:r>
+          </w:p>
+        </w:tc>
+      </w:tr>
+      <w:tr>
+        <w:tc>
+          <w:tcPr>
+            <w:tcW w:w="1838" w:type="dxa"/>
+            <w:shd w:val="clear" w:color="auto" w:fill="FBE4D5" w:themeFill="accent2" w:themeFillTint="33"/>
+            <w:vAlign w:val="center"/>
+          </w:tcPr>
+          <w:p>
+            <w:pPr>
+              <w:jc w:val="center"/>
+            </w:pPr>
+            <w:r>
+              <w:t>1024</w:t>
+            </w:r>
+          </w:p>
+        </w:tc>
+        <w:tc>
+          <w:tcPr>
+            <w:tcW w:w="1559" w:type="dxa"/>
+            <w:vAlign w:val="center"/>
+          </w:tcPr>
+          <w:p>
+            <w:pPr>
+              <w:jc w:val="center"/>
+            </w:pPr>
+            <w:r>
+              <w:t>380</w:t>
+            </w:r>
+          </w:p>
+        </w:tc>
+      </w:tr>
+      <w:tr>
+        <w:tc>
+          <w:tcPr>
+            <w:tcW w:w="1838" w:type="dxa"/>
+            <w:shd w:val="clear" w:color="auto" w:fill="FBE4D5" w:themeFill="accent2" w:themeFillTint="33"/>
+            <w:vAlign w:val="center"/>
+          </w:tcPr>
+          <w:p>
+            <w:pPr>
+              <w:jc w:val="center"/>
+            </w:pPr>
+            <w:r>
+              <w:t>2048</w:t>
+            </w:r>
+          </w:p>
+        </w:tc>
+        <w:tc>
+          <w:tcPr>
+            <w:tcW w:w="1559" w:type="dxa"/>
+            <w:vAlign w:val="center"/>
+          </w:tcPr>
+          <w:p>
+            <w:pPr>
+              <w:jc w:val="center"/>
+            </w:pPr>
+            <w:r>
+              <w:t>1423</w:t>
+            </w:r>
+          </w:p>
+        </w:tc>
+      </w:tr>
+      <w:tr>
+        <w:tc>
+          <w:tcPr>
+            <w:tcW w:w="1838" w:type="dxa"/>
+            <w:shd w:val="clear" w:color="auto" w:fill="FBE4D5" w:themeFill="accent2" w:themeFillTint="33"/>
+            <w:vAlign w:val="center"/>
+          </w:tcPr>
+          <w:p>
+            <w:pPr>
+              <w:jc w:val="center"/>
+            </w:pPr>
+            <w:r>
+              <w:t>4096</w:t>
+            </w:r>
+          </w:p>
+        </w:tc>
+        <w:tc>
+          <w:tcPr>
+            <w:tcW w:w="1559" w:type="dxa"/>
+            <w:vAlign w:val="center"/>
+          </w:tcPr>
+          <w:p>
+            <w:pPr>
+              <w:jc w:val="center"/>
+            </w:pPr>
+            <w:r>
+              <w:t>5689</w:t>
+            </w:r>
+          </w:p>
+        </w:tc>
+      </w:tr>
+      <w:tr>
+        <w:tc>
+          <w:tcPr>
+            <w:tcW w:w="1838" w:type="dxa"/>
+            <w:shd w:val="clear" w:color="auto" w:fill="FBE4D5" w:themeFill="accent2" w:themeFillTint="33"/>
+            <w:vAlign w:val="center"/>
+          </w:tcPr>
+          <w:p>
+            <w:pPr>
+              <w:jc w:val="center"/>
+            </w:pPr>
+            <w:r>
+              <w:t>8192</w:t>
+            </w:r>
+          </w:p>
+        </w:tc>
+        <w:tc>
+          <w:tcPr>
+            <w:tcW w:w="1559" w:type="dxa"/>
+            <w:vAlign w:val="center"/>
+          </w:tcPr>
+          <w:p>
+            <w:pPr>
+              <w:jc w:val="center"/>
+            </w:pPr>
+            <w:r>
+              <w:t>22520</w:t>
+            </w:r>
+          </w:p>
+        </w:tc>
+      </w:tr>
+      <w:tr>
+        <w:tc>
+          <w:tcPr>
+            <w:tcW w:w="1838" w:type="dxa"/>
+            <w:shd w:val="clear" w:color="auto" w:fill="FBE4D5" w:themeFill="accent2" w:themeFillTint="33"/>
+            <w:vAlign w:val="center"/>
+          </w:tcPr>
+          <w:p>
+            <w:pPr>
+              <w:jc w:val="center"/>
+            </w:pPr>
+            <w:r>
+              <w:t>16384</w:t>
+            </w:r>
+          </w:p>
+        </w:tc>
+        <w:tc>
+          <w:tcPr>
+            <w:tcW w:w="1559" w:type="dxa"/>
+            <w:vAlign w:val="center"/>
+          </w:tcPr>
+          <w:p>
+            <w:pPr>
+              <w:jc w:val="center"/>
+            </w:pPr>
+            <w:r>
+              <w:t>90431</w:t>
+            </w:r>
+          </w:p>
+        </w:tc>
+      </w:tr>
+    </w:tbl>
     <w:p>
       <w:pPr>
-        <w:jc w:val="right"/>
+        <w:rPr>
+          <w:noProof/>
+        </w:rPr>
       </w:pPr>
     </w:p>
-    <w:p/>
-    <w:p>
-      <w:r>
+    <w:p>
+      <w:pPr>
+        <w:jc w:val="both"/>
         <w:rPr>
           <w:noProof/>
-          <w:lang w:eastAsia="es-ES"/>
+        </w:rPr>
+      </w:pPr>
+      <w:r>
+        <w:rPr>
+          <w:noProof/>
+        </w:rPr>
+        <w:t>Coincide con la complejidad teorica esperada debido a que el algoritmo de resolucion del problema tiene dos bucles anidados por tanto tiene una complejidad de O(n^2) tal y como reflejan los tiempos.</w:t>
+      </w:r>
+    </w:p>
+    <w:p/>
+    <w:p/>
+    <w:p>
+      <w:pPr>
+        <w:rPr>
+          <w:b/>
+          <w:bCs/>
+          <w:i/>
+          <w:iCs/>
+          <w:sz w:val="28"/>
+          <w:szCs w:val="28"/>
+          <w:u w:val="single"/>
+        </w:rPr>
+      </w:pPr>
+      <w:r>
+        <w:rPr>
+          <w:noProof/>
         </w:rPr>
         <w:drawing>
-          <wp:inline distT="0" distB="0" distL="0" distR="0" wp14:anchorId="584F0131" wp14:editId="3868DBEB">
-            <wp:extent cx="5400040" cy="1652905"/>
-            <wp:effectExtent l="0" t="0" r="0" b="4445"/>
-            <wp:docPr id="2" name="Imagen 2"/>
+          <wp:anchor distT="0" distB="0" distL="114300" distR="114300" simplePos="0" relativeHeight="251659264" behindDoc="0" locked="0" layoutInCell="1" allowOverlap="1" wp14:anchorId="2A1DD07E" wp14:editId="686D33F3">
+            <wp:simplePos x="0" y="0"/>
+            <wp:positionH relativeFrom="margin">
+              <wp:align>right</wp:align>
+            </wp:positionH>
+            <wp:positionV relativeFrom="paragraph">
+              <wp:posOffset>422275</wp:posOffset>
+            </wp:positionV>
+            <wp:extent cx="5400040" cy="1828800"/>
+            <wp:effectExtent l="0" t="0" r="0" b="0"/>
+            <wp:wrapNone/>
+            <wp:docPr id="1156429790" name="Imagen 1"/>
             <wp:cNvGraphicFramePr>
               <a:graphicFrameLocks xmlns:a="http://schemas.openxmlformats.org/drawingml/2006/main" noChangeAspect="1"/>
             </wp:cNvGraphicFramePr>
@@ -89,11 +2816,17 @@
               <a:graphicData uri="http://schemas.openxmlformats.org/drawingml/2006/picture">
                 <pic:pic xmlns:pic="http://schemas.openxmlformats.org/drawingml/2006/picture">
                   <pic:nvPicPr>
-                    <pic:cNvPr id="1" name=""/>
+                    <pic:cNvPr id="1156429790" name=""/>
                     <pic:cNvPicPr/>
                   </pic:nvPicPr>
                   <pic:blipFill>
-                    <a:blip r:embed="rId7"/>
+                    <a:blip r:embed="rId7">
+                      <a:extLst>
+                        <a:ext uri="{28A0092B-C50C-407E-A947-70E740481C1C}">
+                          <a14:useLocalDpi xmlns:a14="http://schemas.microsoft.com/office/drawing/2010/main" val="0"/>
+                        </a:ext>
+                      </a:extLst>
+                    </a:blip>
                     <a:stretch>
                       <a:fillRect/>
                     </a:stretch>
@@ -101,7 +2834,7 @@
                   <pic:spPr>
                     <a:xfrm>
                       <a:off x="0" y="0"/>
-                      <a:ext cx="5400040" cy="1652905"/>
+                      <a:ext cx="5400040" cy="1828800"/>
                     </a:xfrm>
                     <a:prstGeom prst="rect">
                       <a:avLst/>
@@ -110,376 +2843,350 @@
                 </pic:pic>
               </a:graphicData>
             </a:graphic>
-          </wp:inline>
+          </wp:anchor>
         </w:drawing>
       </w:r>
-    </w:p>
-    <w:p>
-      <w:r>
-        <w:t>Calcular: ¿cuántos años tardaría en finalizar la ejecución Sustracción3 para n=80? Razonar la respuesta.</w:t>
-      </w:r>
-    </w:p>
-    <w:p>
-      <w:r>
-        <w:t>Mill millones de años, hacer regla de tres…</w:t>
-      </w:r>
-    </w:p>
-    <w:p>
-      <w:r>
-        <w:t>Formula O(a ^ (n/b)) -&gt; a: llamadas recursivas</w:t>
-      </w:r>
-    </w:p>
-    <w:p>
-      <w:r>
-        <w:t>O(2^(80-30)) -&gt; esto para sacar el tiempo en ms que debería sacar la complejidad final…</w:t>
-      </w:r>
-      <w:r>
-        <w:t xml:space="preserve"> no se de que</w:t>
-      </w:r>
-    </w:p>
-    <w:p>
-      <w:r>
-        <w:t>T * 2^(80 – n)  = x</w:t>
-      </w:r>
-    </w:p>
-    <w:p>
-      <w:r>
-        <w:t>Luego x / 3153</w:t>
-      </w:r>
-      <w:r>
-        <w:t>6000 -&gt; número de años que tarda</w:t>
-      </w:r>
-    </w:p>
-    <w:p/>
-    <w:p>
-      <w:r>
-        <w:t>Sustraccion4: al duplicar n el tiempo se multiplica aprox por 8</w:t>
-      </w:r>
-    </w:p>
-    <w:p>
-      <w:r>
-        <w:t>Sustraccion5: al incrementar n 2 unidades, el tiempo se multiplica aprox por 3</w:t>
-      </w:r>
-    </w:p>
-    <w:p>
-      <w:r>
-        <w:drawing>
-          <wp:inline distT="0" distB="0" distL="0" distR="0" wp14:anchorId="27EE70AD" wp14:editId="7D0BFDC1">
-            <wp:extent cx="5400040" cy="889000"/>
-            <wp:effectExtent l="0" t="0" r="0" b="6350"/>
-            <wp:docPr id="3" name="Imagen 3"/>
-            <wp:cNvGraphicFramePr>
-              <a:graphicFrameLocks xmlns:a="http://schemas.openxmlformats.org/drawingml/2006/main" noChangeAspect="1"/>
-            </wp:cNvGraphicFramePr>
-            <a:graphic xmlns:a="http://schemas.openxmlformats.org/drawingml/2006/main">
-              <a:graphicData uri="http://schemas.openxmlformats.org/drawingml/2006/picture">
-                <pic:pic xmlns:pic="http://schemas.openxmlformats.org/drawingml/2006/picture">
-                  <pic:nvPicPr>
-                    <pic:cNvPr id="1" name=""/>
-                    <pic:cNvPicPr/>
-                  </pic:nvPicPr>
-                  <pic:blipFill>
-                    <a:blip r:embed="rId8"/>
-                    <a:stretch>
-                      <a:fillRect/>
-                    </a:stretch>
-                  </pic:blipFill>
-                  <pic:spPr>
-                    <a:xfrm>
-                      <a:off x="0" y="0"/>
-                      <a:ext cx="5400040" cy="889000"/>
-                    </a:xfrm>
-                    <a:prstGeom prst="rect">
-                      <a:avLst/>
-                    </a:prstGeom>
-                  </pic:spPr>
-                </pic:pic>
-              </a:graphicData>
-            </a:graphic>
-          </wp:inline>
-        </w:drawing>
-      </w:r>
-    </w:p>
-    <w:p>
-      <w:r>
-        <w:t>Mirar si funciona bien el 5</w:t>
-      </w:r>
-    </w:p>
-    <w:p>
-      <w:r>
-        <w:t>POR DIVISIÓN</w:t>
-      </w:r>
-    </w:p>
-    <w:p>
-      <w:r>
-        <w:t>Division1 -&gt; O(n)</w:t>
-      </w:r>
-    </w:p>
-    <w:p>
-      <w:r>
-        <w:t>Division2 -&gt; O(n*log n) porque k es 1</w:t>
-      </w:r>
-    </w:p>
-    <w:p>
-      <w:r>
-        <w:t>Division3 -&gt; O(</w:t>
-      </w:r>
-      <w:r>
-        <w:t>n</w:t>
-      </w:r>
-      <w:r>
-        <w:t>)</w:t>
-      </w:r>
-    </w:p>
-    <w:p/>
-    <w:p>
-      <w:r>
-        <w:lastRenderedPageBreak/>
-        <w:t>División</w:t>
-      </w:r>
-      <w:r>
-        <w:t xml:space="preserve"> 4:</w:t>
-      </w:r>
-      <w:r>
-        <w:t xml:space="preserve"> si doblas l</w:t>
-      </w:r>
-      <w:r>
-        <w:t>a n el tiempo debería multiplicarse por 4 (no es tan perfecto)</w:t>
-      </w:r>
-    </w:p>
-    <w:p>
-      <w:r>
-        <w:t>k = 2</w:t>
-      </w:r>
+      <w:r>
+        <w:rPr>
+          <w:b/>
+          <w:bCs/>
+          <w:i/>
+          <w:iCs/>
+          <w:sz w:val="28"/>
+          <w:szCs w:val="28"/>
+          <w:u w:val="single"/>
+        </w:rPr>
+        <w:t>SEGUNDA</w:t>
+      </w:r>
+      <w:r>
+        <w:rPr>
+          <w:b/>
+          <w:bCs/>
+          <w:i/>
+          <w:iCs/>
+          <w:sz w:val="28"/>
+          <w:szCs w:val="28"/>
+          <w:u w:val="single"/>
+        </w:rPr>
+        <w:t xml:space="preserve"> PARTE</w:t>
+      </w:r>
+      <w:r>
+        <w:rPr>
+          <w:b/>
+          <w:bCs/>
+          <w:i/>
+          <w:iCs/>
+          <w:sz w:val="28"/>
+          <w:szCs w:val="28"/>
+          <w:u w:val="single"/>
+        </w:rPr>
+        <w:t xml:space="preserve"> – </w:t>
+      </w:r>
+      <w:proofErr w:type="spellStart"/>
+      <w:r>
+        <w:rPr>
+          <w:b/>
+          <w:bCs/>
+          <w:i/>
+          <w:iCs/>
+          <w:sz w:val="28"/>
+          <w:szCs w:val="28"/>
+          <w:u w:val="single"/>
+        </w:rPr>
+        <w:t>DyV</w:t>
+      </w:r>
+      <w:proofErr w:type="spellEnd"/>
     </w:p>
     <w:p>
       <w:pPr>
         <w:rPr>
-          <w:lang w:val="en-GB"/>
+          <w:sz w:val="28"/>
+          <w:szCs w:val="28"/>
         </w:rPr>
       </w:pPr>
-      <w:r>
-        <w:rPr>
-          <w:lang w:val="en-GB"/>
-        </w:rPr>
-        <w:t xml:space="preserve">a = 1 </w:t>
-      </w:r>
     </w:p>
     <w:p>
       <w:pPr>
         <w:rPr>
-          <w:lang w:val="en-GB"/>
+          <w:sz w:val="28"/>
+          <w:szCs w:val="28"/>
         </w:rPr>
       </w:pPr>
-      <w:r>
-        <w:rPr>
-          <w:lang w:val="en-GB"/>
-        </w:rPr>
-        <w:t>b = 2</w:t>
-      </w:r>
-    </w:p>
-    <w:p>
-      <w:r>
-        <w:t>División</w:t>
-      </w:r>
-      <w:r>
-        <w:t xml:space="preserve"> 5:</w:t>
-      </w:r>
-      <w:r>
-        <w:t xml:space="preserve"> </w:t>
-      </w:r>
-      <w:r>
-        <w:t xml:space="preserve">si doblas la n, el tiempo se multiplicar por algo </w:t>
-      </w:r>
-      <w:r>
-        <w:t>más</w:t>
-      </w:r>
-      <w:r>
-        <w:t xml:space="preserve"> de 4 (por el logaritmo)</w:t>
-      </w:r>
-    </w:p>
-    <w:p>
-      <w:r>
-        <w:t xml:space="preserve">k = </w:t>
-      </w:r>
-      <w:r>
-        <w:t>2</w:t>
-      </w:r>
     </w:p>
     <w:p>
       <w:pPr>
         <w:rPr>
-          <w:lang w:val="en-GB"/>
+          <w:sz w:val="28"/>
+          <w:szCs w:val="28"/>
         </w:rPr>
       </w:pPr>
-      <w:r>
-        <w:rPr>
-          <w:lang w:val="en-GB"/>
-        </w:rPr>
-        <w:t>a =</w:t>
-      </w:r>
-      <w:r>
-        <w:rPr>
-          <w:lang w:val="en-GB"/>
-        </w:rPr>
-        <w:t xml:space="preserve"> 5</w:t>
-      </w:r>
     </w:p>
     <w:p>
       <w:pPr>
         <w:rPr>
-          <w:lang w:val="en-GB"/>
+          <w:sz w:val="28"/>
+          <w:szCs w:val="28"/>
         </w:rPr>
       </w:pPr>
-      <w:r>
-        <w:rPr>
-          <w:lang w:val="en-GB"/>
-        </w:rPr>
-        <w:t xml:space="preserve">b = </w:t>
-      </w:r>
-      <w:r>
-        <w:rPr>
-          <w:lang w:val="en-GB"/>
-        </w:rPr>
-        <w:t>2</w:t>
-      </w:r>
     </w:p>
     <w:p>
       <w:pPr>
         <w:rPr>
-          <w:lang w:val="en-GB"/>
+          <w:sz w:val="28"/>
+          <w:szCs w:val="28"/>
         </w:rPr>
       </w:pPr>
     </w:p>
     <w:p>
       <w:pPr>
         <w:rPr>
-          <w:lang w:val="en-GB"/>
+          <w:sz w:val="28"/>
+          <w:szCs w:val="28"/>
         </w:rPr>
       </w:pPr>
-      <w:r>
-        <w:rPr>
-          <w:lang w:val="en-GB"/>
-        </w:rPr>
-        <w:t>VectorSuma</w:t>
-      </w:r>
     </w:p>
     <w:p>
       <w:pPr>
         <w:rPr>
-          <w:lang w:val="en-GB"/>
+          <w:sz w:val="28"/>
+          <w:szCs w:val="28"/>
         </w:rPr>
       </w:pPr>
-      <w:r>
-        <w:rPr>
-          <w:lang w:val="en-GB"/>
-        </w:rPr>
-        <w:drawing>
-          <wp:inline distT="0" distB="0" distL="0" distR="0" wp14:anchorId="2F49E1C9" wp14:editId="2082BDF3">
-            <wp:extent cx="5400040" cy="929640"/>
-            <wp:effectExtent l="0" t="0" r="0" b="3810"/>
-            <wp:docPr id="4" name="Imagen 4"/>
-            <wp:cNvGraphicFramePr>
-              <a:graphicFrameLocks xmlns:a="http://schemas.openxmlformats.org/drawingml/2006/main" noChangeAspect="1"/>
-            </wp:cNvGraphicFramePr>
-            <a:graphic xmlns:a="http://schemas.openxmlformats.org/drawingml/2006/main">
-              <a:graphicData uri="http://schemas.openxmlformats.org/drawingml/2006/picture">
-                <pic:pic xmlns:pic="http://schemas.openxmlformats.org/drawingml/2006/picture">
-                  <pic:nvPicPr>
-                    <pic:cNvPr id="1" name=""/>
-                    <pic:cNvPicPr/>
-                  </pic:nvPicPr>
-                  <pic:blipFill>
-                    <a:blip r:embed="rId9"/>
-                    <a:stretch>
-                      <a:fillRect/>
-                    </a:stretch>
-                  </pic:blipFill>
-                  <pic:spPr>
-                    <a:xfrm>
-                      <a:off x="0" y="0"/>
-                      <a:ext cx="5400040" cy="929640"/>
-                    </a:xfrm>
-                    <a:prstGeom prst="rect">
-                      <a:avLst/>
-                    </a:prstGeom>
-                  </pic:spPr>
-                </pic:pic>
-              </a:graphicData>
-            </a:graphic>
-          </wp:inline>
-        </w:drawing>
-      </w:r>
-    </w:p>
+    </w:p>
+    <w:tbl>
+      <w:tblPr>
+        <w:tblStyle w:val="Tablaconcuadrcula"/>
+        <w:tblpPr w:leftFromText="141" w:rightFromText="141" w:vertAnchor="page" w:horzAnchor="margin" w:tblpY="1876"/>
+        <w:tblW w:w="0" w:type="auto"/>
+        <w:tblLook w:val="04A0" w:firstRow="1" w:lastRow="0" w:firstColumn="1" w:lastColumn="0" w:noHBand="0" w:noVBand="1"/>
+      </w:tblPr>
+      <w:tblGrid>
+        <w:gridCol w:w="1838"/>
+        <w:gridCol w:w="1559"/>
+      </w:tblGrid>
+      <w:tr>
+        <w:trPr>
+          <w:trHeight w:val="416"/>
+        </w:trPr>
+        <w:tc>
+          <w:tcPr>
+            <w:tcW w:w="1838" w:type="dxa"/>
+            <w:shd w:val="clear" w:color="auto" w:fill="FBE4D5" w:themeFill="accent2" w:themeFillTint="33"/>
+            <w:vAlign w:val="center"/>
+          </w:tcPr>
+          <w:p>
+            <w:pPr>
+              <w:jc w:val="center"/>
+              <w:rPr>
+                <w:u w:val="single"/>
+              </w:rPr>
+            </w:pPr>
+            <w:r>
+              <w:lastRenderedPageBreak/>
+              <w:t>n puntos</w:t>
+            </w:r>
+          </w:p>
+        </w:tc>
+        <w:tc>
+          <w:tcPr>
+            <w:tcW w:w="1559" w:type="dxa"/>
+            <w:shd w:val="clear" w:color="auto" w:fill="D9E2F3" w:themeFill="accent1" w:themeFillTint="33"/>
+            <w:vAlign w:val="center"/>
+          </w:tcPr>
+          <w:p>
+            <w:pPr>
+              <w:jc w:val="center"/>
+            </w:pPr>
+            <w:r>
+              <w:t>tiempo (ms)</w:t>
+            </w:r>
+          </w:p>
+        </w:tc>
+      </w:tr>
+      <w:tr>
+        <w:tc>
+          <w:tcPr>
+            <w:tcW w:w="1838" w:type="dxa"/>
+            <w:shd w:val="clear" w:color="auto" w:fill="FBE4D5" w:themeFill="accent2" w:themeFillTint="33"/>
+            <w:vAlign w:val="center"/>
+          </w:tcPr>
+          <w:p>
+            <w:pPr>
+              <w:jc w:val="center"/>
+            </w:pPr>
+            <w:r>
+              <w:t>1024</w:t>
+            </w:r>
+          </w:p>
+        </w:tc>
+        <w:tc>
+          <w:tcPr>
+            <w:tcW w:w="1559" w:type="dxa"/>
+            <w:vAlign w:val="center"/>
+          </w:tcPr>
+          <w:p>
+            <w:pPr>
+              <w:jc w:val="center"/>
+            </w:pPr>
+            <w:r>
+              <w:t>72</w:t>
+            </w:r>
+          </w:p>
+        </w:tc>
+      </w:tr>
+      <w:tr>
+        <w:tc>
+          <w:tcPr>
+            <w:tcW w:w="1838" w:type="dxa"/>
+            <w:shd w:val="clear" w:color="auto" w:fill="FBE4D5" w:themeFill="accent2" w:themeFillTint="33"/>
+            <w:vAlign w:val="center"/>
+          </w:tcPr>
+          <w:p>
+            <w:pPr>
+              <w:jc w:val="center"/>
+            </w:pPr>
+            <w:r>
+              <w:t>2048</w:t>
+            </w:r>
+          </w:p>
+        </w:tc>
+        <w:tc>
+          <w:tcPr>
+            <w:tcW w:w="1559" w:type="dxa"/>
+            <w:vAlign w:val="center"/>
+          </w:tcPr>
+          <w:p>
+            <w:pPr>
+              <w:jc w:val="center"/>
+            </w:pPr>
+            <w:r>
+              <w:t>129</w:t>
+            </w:r>
+          </w:p>
+        </w:tc>
+      </w:tr>
+      <w:tr>
+        <w:tc>
+          <w:tcPr>
+            <w:tcW w:w="1838" w:type="dxa"/>
+            <w:shd w:val="clear" w:color="auto" w:fill="FBE4D5" w:themeFill="accent2" w:themeFillTint="33"/>
+            <w:vAlign w:val="center"/>
+          </w:tcPr>
+          <w:p>
+            <w:pPr>
+              <w:jc w:val="center"/>
+            </w:pPr>
+            <w:r>
+              <w:t>4096</w:t>
+            </w:r>
+          </w:p>
+        </w:tc>
+        <w:tc>
+          <w:tcPr>
+            <w:tcW w:w="1559" w:type="dxa"/>
+            <w:vAlign w:val="center"/>
+          </w:tcPr>
+          <w:p>
+            <w:pPr>
+              <w:jc w:val="center"/>
+            </w:pPr>
+            <w:r>
+              <w:t>261</w:t>
+            </w:r>
+          </w:p>
+        </w:tc>
+      </w:tr>
+      <w:tr>
+        <w:tc>
+          <w:tcPr>
+            <w:tcW w:w="1838" w:type="dxa"/>
+            <w:shd w:val="clear" w:color="auto" w:fill="FBE4D5" w:themeFill="accent2" w:themeFillTint="33"/>
+            <w:vAlign w:val="center"/>
+          </w:tcPr>
+          <w:p>
+            <w:pPr>
+              <w:jc w:val="center"/>
+            </w:pPr>
+            <w:r>
+              <w:t>8192</w:t>
+            </w:r>
+          </w:p>
+        </w:tc>
+        <w:tc>
+          <w:tcPr>
+            <w:tcW w:w="1559" w:type="dxa"/>
+            <w:vAlign w:val="center"/>
+          </w:tcPr>
+          <w:p>
+            <w:pPr>
+              <w:jc w:val="center"/>
+            </w:pPr>
+            <w:r>
+              <w:t>540</w:t>
+            </w:r>
+          </w:p>
+        </w:tc>
+      </w:tr>
+      <w:tr>
+        <w:tc>
+          <w:tcPr>
+            <w:tcW w:w="1838" w:type="dxa"/>
+            <w:shd w:val="clear" w:color="auto" w:fill="FBE4D5" w:themeFill="accent2" w:themeFillTint="33"/>
+            <w:vAlign w:val="center"/>
+          </w:tcPr>
+          <w:p>
+            <w:pPr>
+              <w:jc w:val="center"/>
+            </w:pPr>
+            <w:r>
+              <w:t>16384</w:t>
+            </w:r>
+          </w:p>
+        </w:tc>
+        <w:tc>
+          <w:tcPr>
+            <w:tcW w:w="1559" w:type="dxa"/>
+            <w:vAlign w:val="center"/>
+          </w:tcPr>
+          <w:p>
+            <w:pPr>
+              <w:jc w:val="center"/>
+            </w:pPr>
+            <w:r>
+              <w:t>1137</w:t>
+            </w:r>
+          </w:p>
+        </w:tc>
+      </w:tr>
+    </w:tbl>
     <w:p>
       <w:pPr>
         <w:rPr>
-          <w:lang w:val="en-GB"/>
+          <w:sz w:val="28"/>
+          <w:szCs w:val="28"/>
         </w:rPr>
       </w:pPr>
-      <w:r>
-        <w:rPr>
-          <w:lang w:val="en-GB"/>
-        </w:rPr>
-        <w:t>Fibonac</w:t>
-      </w:r>
-      <w:r>
-        <w:rPr>
-          <w:lang w:val="en-GB"/>
-        </w:rPr>
-        <w:t>ci</w:t>
-      </w:r>
     </w:p>
     <w:p>
       <w:pPr>
-        <w:rPr>
-          <w:lang w:val="en-GB"/>
-        </w:rPr>
+        <w:jc w:val="both"/>
       </w:pPr>
-      <w:bookmarkStart w:id="0" w:name="_GoBack"/>
-      <w:r>
-        <w:rPr>
-          <w:lang w:val="en-GB"/>
-        </w:rPr>
-        <w:drawing>
-          <wp:inline distT="0" distB="0" distL="0" distR="0" wp14:anchorId="781B72E7" wp14:editId="70BA057F">
-            <wp:extent cx="5400040" cy="1225550"/>
-            <wp:effectExtent l="0" t="0" r="0" b="0"/>
-            <wp:docPr id="5" name="Imagen 5"/>
-            <wp:cNvGraphicFramePr>
-              <a:graphicFrameLocks xmlns:a="http://schemas.openxmlformats.org/drawingml/2006/main" noChangeAspect="1"/>
-            </wp:cNvGraphicFramePr>
-            <a:graphic xmlns:a="http://schemas.openxmlformats.org/drawingml/2006/main">
-              <a:graphicData uri="http://schemas.openxmlformats.org/drawingml/2006/picture">
-                <pic:pic xmlns:pic="http://schemas.openxmlformats.org/drawingml/2006/picture">
-                  <pic:nvPicPr>
-                    <pic:cNvPr id="1" name=""/>
-                    <pic:cNvPicPr/>
-                  </pic:nvPicPr>
-                  <pic:blipFill>
-                    <a:blip r:embed="rId10"/>
-                    <a:stretch>
-                      <a:fillRect/>
-                    </a:stretch>
-                  </pic:blipFill>
-                  <pic:spPr>
-                    <a:xfrm>
-                      <a:off x="0" y="0"/>
-                      <a:ext cx="5400040" cy="1225550"/>
-                    </a:xfrm>
-                    <a:prstGeom prst="rect">
-                      <a:avLst/>
-                    </a:prstGeom>
-                  </pic:spPr>
-                </pic:pic>
-              </a:graphicData>
-            </a:graphic>
-          </wp:inline>
-        </w:drawing>
-      </w:r>
-      <w:bookmarkEnd w:id="0"/>
-    </w:p>
+      <w:r>
+        <w:t xml:space="preserve">Los tiempos concuerdan con los esperados ya que reflejan un crecimiento cuasi-lineal, lo cual coincide con la complejidad teórica del algoritmo que es O(n*log n), ya que vamos </w:t>
+      </w:r>
+      <w:r>
+        <w:t>dividiendo</w:t>
+      </w:r>
+      <w:r>
+        <w:t xml:space="preserve"> el problema en subproblemas cada vez m</w:t>
+      </w:r>
+      <w:r>
+        <w:t>ás pequeños.</w:t>
+      </w:r>
+    </w:p>
+    <w:p/>
     <w:sectPr>
+      <w:headerReference w:type="default" r:id="rId8"/>
       <w:pgSz w:w="11906" w:h="16838"/>
       <w:pgMar w:top="1417" w:right="1701" w:bottom="1417" w:left="1701" w:header="708" w:footer="708" w:gutter="0"/>
       <w:cols w:space="708"/>
@@ -490,7 +3197,7 @@
 </file>
 
 <file path=word/endnotes.xml><?xml version="1.0" encoding="utf-8"?>
-<w:endnotes xmlns:wpc="http://schemas.microsoft.com/office/word/2010/wordprocessingCanvas" xmlns:cx="http://schemas.microsoft.com/office/drawing/2014/chartex" xmlns:cx1="http://schemas.microsoft.com/office/drawing/2015/9/8/chartex" xmlns:mc="http://schemas.openxmlformats.org/markup-compatibility/2006" xmlns:o="urn:schemas-microsoft-com:office:office" xmlns:r="http://schemas.openxmlformats.org/officeDocument/2006/relationships" xmlns:m="http://schemas.openxmlformats.org/officeDocument/2006/math" xmlns:v="urn:schemas-microsoft-com:vml" xmlns:wp14="http://schemas.microsoft.com/office/word/2010/wordprocessingDrawing" xmlns:wp="http://schemas.openxmlformats.org/drawingml/2006/wordprocessingDrawing" xmlns:w10="urn:schemas-microsoft-com:office:word" xmlns:w="http://schemas.openxmlformats.org/wordprocessingml/2006/main" xmlns:w14="http://schemas.microsoft.com/office/word/2010/wordml" xmlns:w15="http://schemas.microsoft.com/office/word/2012/wordml" xmlns:w16se="http://schemas.microsoft.com/office/word/2015/wordml/symex" xmlns:wpg="http://schemas.microsoft.com/office/word/2010/wordprocessingGroup" xmlns:wpi="http://schemas.microsoft.com/office/word/2010/wordprocessingInk" xmlns:wne="http://schemas.microsoft.com/office/word/2006/wordml" xmlns:wps="http://schemas.microsoft.com/office/word/2010/wordprocessingShape" mc:Ignorable="w14 w15 w16se wp14">
+<w:endnotes xmlns:wpc="http://schemas.microsoft.com/office/word/2010/wordprocessingCanvas" xmlns:cx="http://schemas.microsoft.com/office/drawing/2014/chartex" xmlns:cx1="http://schemas.microsoft.com/office/drawing/2015/9/8/chartex" xmlns:cx2="http://schemas.microsoft.com/office/drawing/2015/10/21/chartex" xmlns:cx3="http://schemas.microsoft.com/office/drawing/2016/5/9/chartex" xmlns:cx4="http://schemas.microsoft.com/office/drawing/2016/5/10/chartex" xmlns:cx5="http://schemas.microsoft.com/office/drawing/2016/5/11/chartex" xmlns:cx6="http://schemas.microsoft.com/office/drawing/2016/5/12/chartex" xmlns:cx7="http://schemas.microsoft.com/office/drawing/2016/5/13/chartex" xmlns:cx8="http://schemas.microsoft.com/office/drawing/2016/5/14/chartex" xmlns:mc="http://schemas.openxmlformats.org/markup-compatibility/2006" xmlns:aink="http://schemas.microsoft.com/office/drawing/2016/ink" xmlns:am3d="http://schemas.microsoft.com/office/drawing/2017/model3d" xmlns:o="urn:schemas-microsoft-com:office:office" xmlns:oel="http://schemas.microsoft.com/office/2019/extlst" xmlns:r="http://schemas.openxmlformats.org/officeDocument/2006/relationships" xmlns:m="http://schemas.openxmlformats.org/officeDocument/2006/math" xmlns:v="urn:schemas-microsoft-com:vml" xmlns:wp14="http://schemas.microsoft.com/office/word/2010/wordprocessingDrawing" xmlns:wp="http://schemas.openxmlformats.org/drawingml/2006/wordprocessingDrawing" xmlns:w10="urn:schemas-microsoft-com:office:word" xmlns:w="http://schemas.openxmlformats.org/wordprocessingml/2006/main" xmlns:w14="http://schemas.microsoft.com/office/word/2010/wordml" xmlns:w15="http://schemas.microsoft.com/office/word/2012/wordml" xmlns:w16cex="http://schemas.microsoft.com/office/word/2018/wordml/cex" xmlns:w16cid="http://schemas.microsoft.com/office/word/2016/wordml/cid" xmlns:w16="http://schemas.microsoft.com/office/word/2018/wordml" xmlns:w16du="http://schemas.microsoft.com/office/word/2023/wordml/word16du" xmlns:w16sdtdh="http://schemas.microsoft.com/office/word/2020/wordml/sdtdatahash" xmlns:w16sdtfl="http://schemas.microsoft.com/office/word/2024/wordml/sdtformatlock" xmlns:w16se="http://schemas.microsoft.com/office/word/2015/wordml/symex" xmlns:wpg="http://schemas.microsoft.com/office/word/2010/wordprocessingGroup" xmlns:wpi="http://schemas.microsoft.com/office/word/2010/wordprocessingInk" xmlns:wne="http://schemas.microsoft.com/office/word/2006/wordml" xmlns:wps="http://schemas.microsoft.com/office/word/2010/wordprocessingShape" mc:Ignorable="w14 w15 w16se w16cid w16 w16cex w16sdtdh w16sdtfl w16du wp14">
   <w:endnote w:type="separator" w:id="-1">
     <w:p>
       <w:pPr>
@@ -515,7 +3222,7 @@
 </file>
 
 <file path=word/footnotes.xml><?xml version="1.0" encoding="utf-8"?>
-<w:footnotes xmlns:wpc="http://schemas.microsoft.com/office/word/2010/wordprocessingCanvas" xmlns:cx="http://schemas.microsoft.com/office/drawing/2014/chartex" xmlns:cx1="http://schemas.microsoft.com/office/drawing/2015/9/8/chartex" xmlns:mc="http://schemas.openxmlformats.org/markup-compatibility/2006" xmlns:o="urn:schemas-microsoft-com:office:office" xmlns:r="http://schemas.openxmlformats.org/officeDocument/2006/relationships" xmlns:m="http://schemas.openxmlformats.org/officeDocument/2006/math" xmlns:v="urn:schemas-microsoft-com:vml" xmlns:wp14="http://schemas.microsoft.com/office/word/2010/wordprocessingDrawing" xmlns:wp="http://schemas.openxmlformats.org/drawingml/2006/wordprocessingDrawing" xmlns:w10="urn:schemas-microsoft-com:office:word" xmlns:w="http://schemas.openxmlformats.org/wordprocessingml/2006/main" xmlns:w14="http://schemas.microsoft.com/office/word/2010/wordml" xmlns:w15="http://schemas.microsoft.com/office/word/2012/wordml" xmlns:w16se="http://schemas.microsoft.com/office/word/2015/wordml/symex" xmlns:wpg="http://schemas.microsoft.com/office/word/2010/wordprocessingGroup" xmlns:wpi="http://schemas.microsoft.com/office/word/2010/wordprocessingInk" xmlns:wne="http://schemas.microsoft.com/office/word/2006/wordml" xmlns:wps="http://schemas.microsoft.com/office/word/2010/wordprocessingShape" mc:Ignorable="w14 w15 w16se wp14">
+<w:footnotes xmlns:wpc="http://schemas.microsoft.com/office/word/2010/wordprocessingCanvas" xmlns:cx="http://schemas.microsoft.com/office/drawing/2014/chartex" xmlns:cx1="http://schemas.microsoft.com/office/drawing/2015/9/8/chartex" xmlns:cx2="http://schemas.microsoft.com/office/drawing/2015/10/21/chartex" xmlns:cx3="http://schemas.microsoft.com/office/drawing/2016/5/9/chartex" xmlns:cx4="http://schemas.microsoft.com/office/drawing/2016/5/10/chartex" xmlns:cx5="http://schemas.microsoft.com/office/drawing/2016/5/11/chartex" xmlns:cx6="http://schemas.microsoft.com/office/drawing/2016/5/12/chartex" xmlns:cx7="http://schemas.microsoft.com/office/drawing/2016/5/13/chartex" xmlns:cx8="http://schemas.microsoft.com/office/drawing/2016/5/14/chartex" xmlns:mc="http://schemas.openxmlformats.org/markup-compatibility/2006" xmlns:aink="http://schemas.microsoft.com/office/drawing/2016/ink" xmlns:am3d="http://schemas.microsoft.com/office/drawing/2017/model3d" xmlns:o="urn:schemas-microsoft-com:office:office" xmlns:oel="http://schemas.microsoft.com/office/2019/extlst" xmlns:r="http://schemas.openxmlformats.org/officeDocument/2006/relationships" xmlns:m="http://schemas.openxmlformats.org/officeDocument/2006/math" xmlns:v="urn:schemas-microsoft-com:vml" xmlns:wp14="http://schemas.microsoft.com/office/word/2010/wordprocessingDrawing" xmlns:wp="http://schemas.openxmlformats.org/drawingml/2006/wordprocessingDrawing" xmlns:w10="urn:schemas-microsoft-com:office:word" xmlns:w="http://schemas.openxmlformats.org/wordprocessingml/2006/main" xmlns:w14="http://schemas.microsoft.com/office/word/2010/wordml" xmlns:w15="http://schemas.microsoft.com/office/word/2012/wordml" xmlns:w16cex="http://schemas.microsoft.com/office/word/2018/wordml/cex" xmlns:w16cid="http://schemas.microsoft.com/office/word/2016/wordml/cid" xmlns:w16="http://schemas.microsoft.com/office/word/2018/wordml" xmlns:w16du="http://schemas.microsoft.com/office/word/2023/wordml/word16du" xmlns:w16sdtdh="http://schemas.microsoft.com/office/word/2020/wordml/sdtdatahash" xmlns:w16sdtfl="http://schemas.microsoft.com/office/word/2024/wordml/sdtformatlock" xmlns:w16se="http://schemas.microsoft.com/office/word/2015/wordml/symex" xmlns:wpg="http://schemas.microsoft.com/office/word/2010/wordprocessingGroup" xmlns:wpi="http://schemas.microsoft.com/office/word/2010/wordprocessingInk" xmlns:wne="http://schemas.microsoft.com/office/word/2006/wordml" xmlns:wps="http://schemas.microsoft.com/office/word/2010/wordprocessingShape" mc:Ignorable="w14 w15 w16se w16cid w16 w16cex w16sdtdh w16sdtfl w16du wp14">
   <w:footnote w:type="separator" w:id="-1">
     <w:p>
       <w:pPr>
@@ -539,15 +3246,43 @@
 </w:footnotes>
 </file>
 
+<file path=word/header1.xml><?xml version="1.0" encoding="utf-8"?>
+<w:hdr xmlns:wpc="http://schemas.microsoft.com/office/word/2010/wordprocessingCanvas" xmlns:cx="http://schemas.microsoft.com/office/drawing/2014/chartex" xmlns:cx1="http://schemas.microsoft.com/office/drawing/2015/9/8/chartex" xmlns:cx2="http://schemas.microsoft.com/office/drawing/2015/10/21/chartex" xmlns:cx3="http://schemas.microsoft.com/office/drawing/2016/5/9/chartex" xmlns:cx4="http://schemas.microsoft.com/office/drawing/2016/5/10/chartex" xmlns:cx5="http://schemas.microsoft.com/office/drawing/2016/5/11/chartex" xmlns:cx6="http://schemas.microsoft.com/office/drawing/2016/5/12/chartex" xmlns:cx7="http://schemas.microsoft.com/office/drawing/2016/5/13/chartex" xmlns:cx8="http://schemas.microsoft.com/office/drawing/2016/5/14/chartex" xmlns:mc="http://schemas.openxmlformats.org/markup-compatibility/2006" xmlns:aink="http://schemas.microsoft.com/office/drawing/2016/ink" xmlns:am3d="http://schemas.microsoft.com/office/drawing/2017/model3d" xmlns:o="urn:schemas-microsoft-com:office:office" xmlns:oel="http://schemas.microsoft.com/office/2019/extlst" xmlns:r="http://schemas.openxmlformats.org/officeDocument/2006/relationships" xmlns:m="http://schemas.openxmlformats.org/officeDocument/2006/math" xmlns:v="urn:schemas-microsoft-com:vml" xmlns:wp14="http://schemas.microsoft.com/office/word/2010/wordprocessingDrawing" xmlns:wp="http://schemas.openxmlformats.org/drawingml/2006/wordprocessingDrawing" xmlns:w10="urn:schemas-microsoft-com:office:word" xmlns:w="http://schemas.openxmlformats.org/wordprocessingml/2006/main" xmlns:w14="http://schemas.microsoft.com/office/word/2010/wordml" xmlns:w15="http://schemas.microsoft.com/office/word/2012/wordml" xmlns:w16cex="http://schemas.microsoft.com/office/word/2018/wordml/cex" xmlns:w16cid="http://schemas.microsoft.com/office/word/2016/wordml/cid" xmlns:w16="http://schemas.microsoft.com/office/word/2018/wordml" xmlns:w16du="http://schemas.microsoft.com/office/word/2023/wordml/word16du" xmlns:w16sdtdh="http://schemas.microsoft.com/office/word/2020/wordml/sdtdatahash" xmlns:w16sdtfl="http://schemas.microsoft.com/office/word/2024/wordml/sdtformatlock" xmlns:w16se="http://schemas.microsoft.com/office/word/2015/wordml/symex" xmlns:wpg="http://schemas.microsoft.com/office/word/2010/wordprocessingGroup" xmlns:wpi="http://schemas.microsoft.com/office/word/2010/wordprocessingInk" xmlns:wne="http://schemas.microsoft.com/office/word/2006/wordml" xmlns:wps="http://schemas.microsoft.com/office/word/2010/wordprocessingShape" mc:Ignorable="w14 w15 w16se w16cid w16 w16cex w16sdtdh w16sdtfl w16du wp14">
+  <w:p>
+    <w:pPr>
+      <w:pStyle w:val="Encabezado"/>
+      <w:jc w:val="center"/>
+    </w:pPr>
+    <w:r>
+      <w:t xml:space="preserve">PRACTICA </w:t>
+    </w:r>
+    <w:r>
+      <w:t>3</w:t>
+    </w:r>
+    <w:r>
+      <w:tab/>
+      <w:t>Alberto Cienfueugos Álvarez UO308387</w:t>
+    </w:r>
+  </w:p>
+  <w:p>
+    <w:pPr>
+      <w:pStyle w:val="Encabezado"/>
+    </w:pPr>
+  </w:p>
+</w:hdr>
+</file>
+
 <file path=word/styles.xml><?xml version="1.0" encoding="utf-8"?>
-<w:styles xmlns:mc="http://schemas.openxmlformats.org/markup-compatibility/2006" xmlns:r="http://schemas.openxmlformats.org/officeDocument/2006/relationships" xmlns:w="http://schemas.openxmlformats.org/wordprocessingml/2006/main" xmlns:w14="http://schemas.microsoft.com/office/word/2010/wordml" xmlns:w15="http://schemas.microsoft.com/office/word/2012/wordml" xmlns:w16se="http://schemas.microsoft.com/office/word/2015/wordml/symex" mc:Ignorable="w14 w15 w16se">
+<w:styles xmlns:mc="http://schemas.openxmlformats.org/markup-compatibility/2006" xmlns:r="http://schemas.openxmlformats.org/officeDocument/2006/relationships" xmlns:w="http://schemas.openxmlformats.org/wordprocessingml/2006/main" xmlns:w14="http://schemas.microsoft.com/office/word/2010/wordml" xmlns:w15="http://schemas.microsoft.com/office/word/2012/wordml" xmlns:w16cex="http://schemas.microsoft.com/office/word/2018/wordml/cex" xmlns:w16cid="http://schemas.microsoft.com/office/word/2016/wordml/cid" xmlns:w16="http://schemas.microsoft.com/office/word/2018/wordml" xmlns:w16du="http://schemas.microsoft.com/office/word/2023/wordml/word16du" xmlns:w16sdtdh="http://schemas.microsoft.com/office/word/2020/wordml/sdtdatahash" xmlns:w16sdtfl="http://schemas.microsoft.com/office/word/2024/wordml/sdtformatlock" xmlns:w16se="http://schemas.microsoft.com/office/word/2015/wordml/symex" mc:Ignorable="w14 w15 w16se w16cid w16 w16cex w16sdtdh w16sdtfl w16du">
   <w:docDefaults>
     <w:rPrDefault>
       <w:rPr>
         <w:rFonts w:asciiTheme="minorHAnsi" w:eastAsiaTheme="minorHAnsi" w:hAnsiTheme="minorHAnsi" w:cstheme="minorBidi"/>
+        <w:kern w:val="2"/>
         <w:sz w:val="22"/>
         <w:szCs w:val="22"/>
         <w:lang w:val="es-ES" w:eastAsia="en-US" w:bidi="ar-SA"/>
+        <w14:ligatures w14:val="standardContextual"/>
       </w:rPr>
     </w:rPrDefault>
     <w:pPrDefault>
@@ -556,7 +3291,7 @@
       </w:pPr>
     </w:pPrDefault>
   </w:docDefaults>
-  <w:latentStyles w:defLockedState="0" w:defUIPriority="99" w:defSemiHidden="0" w:defUnhideWhenUsed="0" w:defQFormat="0" w:count="371">
+  <w:latentStyles w:defLockedState="0" w:defUIPriority="99" w:defSemiHidden="0" w:defUnhideWhenUsed="0" w:defQFormat="0" w:count="376">
     <w:lsdException w:name="Normal" w:uiPriority="0" w:qFormat="1"/>
     <w:lsdException w:name="heading 1" w:uiPriority="9" w:qFormat="1"/>
     <w:lsdException w:name="heading 2" w:semiHidden="1" w:uiPriority="9" w:unhideWhenUsed="1" w:qFormat="1"/>
@@ -928,10 +3663,219 @@
     <w:lsdException w:name="List Table 5 Dark Accent 6" w:uiPriority="50"/>
     <w:lsdException w:name="List Table 6 Colorful Accent 6" w:uiPriority="51"/>
     <w:lsdException w:name="List Table 7 Colorful Accent 6" w:uiPriority="52"/>
+    <w:lsdException w:name="Mention" w:semiHidden="1" w:unhideWhenUsed="1"/>
+    <w:lsdException w:name="Smart Hyperlink" w:semiHidden="1" w:unhideWhenUsed="1"/>
+    <w:lsdException w:name="Hashtag" w:semiHidden="1" w:unhideWhenUsed="1"/>
+    <w:lsdException w:name="Unresolved Mention" w:semiHidden="1" w:unhideWhenUsed="1"/>
+    <w:lsdException w:name="Smart Link" w:semiHidden="1" w:unhideWhenUsed="1"/>
   </w:latentStyles>
   <w:style w:type="paragraph" w:default="1" w:styleId="Normal">
     <w:name w:val="Normal"/>
     <w:qFormat/>
+    <w:rsid w:val="001D642B"/>
+    <w:rPr>
+      <w:kern w:val="0"/>
+      <w14:ligatures w14:val="none"/>
+    </w:rPr>
+  </w:style>
+  <w:style w:type="paragraph" w:styleId="Ttulo1">
+    <w:name w:val="heading 1"/>
+    <w:basedOn w:val="Normal"/>
+    <w:next w:val="Normal"/>
+    <w:link w:val="Ttulo1Car"/>
+    <w:uiPriority w:val="9"/>
+    <w:qFormat/>
+    <w:rsid w:val="005B141D"/>
+    <w:pPr>
+      <w:keepNext/>
+      <w:keepLines/>
+      <w:spacing w:before="360" w:after="80"/>
+      <w:outlineLvl w:val="0"/>
+    </w:pPr>
+    <w:rPr>
+      <w:rFonts w:asciiTheme="majorHAnsi" w:eastAsiaTheme="majorEastAsia" w:hAnsiTheme="majorHAnsi" w:cstheme="majorBidi"/>
+      <w:color w:val="2F5496" w:themeColor="accent1" w:themeShade="BF"/>
+      <w:sz w:val="40"/>
+      <w:szCs w:val="40"/>
+    </w:rPr>
+  </w:style>
+  <w:style w:type="paragraph" w:styleId="Ttulo2">
+    <w:name w:val="heading 2"/>
+    <w:basedOn w:val="Normal"/>
+    <w:next w:val="Normal"/>
+    <w:link w:val="Ttulo2Car"/>
+    <w:uiPriority w:val="9"/>
+    <w:semiHidden/>
+    <w:unhideWhenUsed/>
+    <w:qFormat/>
+    <w:rsid w:val="005B141D"/>
+    <w:pPr>
+      <w:keepNext/>
+      <w:keepLines/>
+      <w:spacing w:before="160" w:after="80"/>
+      <w:outlineLvl w:val="1"/>
+    </w:pPr>
+    <w:rPr>
+      <w:rFonts w:asciiTheme="majorHAnsi" w:eastAsiaTheme="majorEastAsia" w:hAnsiTheme="majorHAnsi" w:cstheme="majorBidi"/>
+      <w:color w:val="2F5496" w:themeColor="accent1" w:themeShade="BF"/>
+      <w:sz w:val="32"/>
+      <w:szCs w:val="32"/>
+    </w:rPr>
+  </w:style>
+  <w:style w:type="paragraph" w:styleId="Ttulo3">
+    <w:name w:val="heading 3"/>
+    <w:basedOn w:val="Normal"/>
+    <w:next w:val="Normal"/>
+    <w:link w:val="Ttulo3Car"/>
+    <w:uiPriority w:val="9"/>
+    <w:semiHidden/>
+    <w:unhideWhenUsed/>
+    <w:qFormat/>
+    <w:rsid w:val="005B141D"/>
+    <w:pPr>
+      <w:keepNext/>
+      <w:keepLines/>
+      <w:spacing w:before="160" w:after="80"/>
+      <w:outlineLvl w:val="2"/>
+    </w:pPr>
+    <w:rPr>
+      <w:rFonts w:eastAsiaTheme="majorEastAsia" w:cstheme="majorBidi"/>
+      <w:color w:val="2F5496" w:themeColor="accent1" w:themeShade="BF"/>
+      <w:sz w:val="28"/>
+      <w:szCs w:val="28"/>
+    </w:rPr>
+  </w:style>
+  <w:style w:type="paragraph" w:styleId="Ttulo4">
+    <w:name w:val="heading 4"/>
+    <w:basedOn w:val="Normal"/>
+    <w:next w:val="Normal"/>
+    <w:link w:val="Ttulo4Car"/>
+    <w:uiPriority w:val="9"/>
+    <w:semiHidden/>
+    <w:unhideWhenUsed/>
+    <w:qFormat/>
+    <w:rsid w:val="005B141D"/>
+    <w:pPr>
+      <w:keepNext/>
+      <w:keepLines/>
+      <w:spacing w:before="80" w:after="40"/>
+      <w:outlineLvl w:val="3"/>
+    </w:pPr>
+    <w:rPr>
+      <w:rFonts w:eastAsiaTheme="majorEastAsia" w:cstheme="majorBidi"/>
+      <w:i/>
+      <w:iCs/>
+      <w:color w:val="2F5496" w:themeColor="accent1" w:themeShade="BF"/>
+    </w:rPr>
+  </w:style>
+  <w:style w:type="paragraph" w:styleId="Ttulo5">
+    <w:name w:val="heading 5"/>
+    <w:basedOn w:val="Normal"/>
+    <w:next w:val="Normal"/>
+    <w:link w:val="Ttulo5Car"/>
+    <w:uiPriority w:val="9"/>
+    <w:semiHidden/>
+    <w:unhideWhenUsed/>
+    <w:qFormat/>
+    <w:rsid w:val="005B141D"/>
+    <w:pPr>
+      <w:keepNext/>
+      <w:keepLines/>
+      <w:spacing w:before="80" w:after="40"/>
+      <w:outlineLvl w:val="4"/>
+    </w:pPr>
+    <w:rPr>
+      <w:rFonts w:eastAsiaTheme="majorEastAsia" w:cstheme="majorBidi"/>
+      <w:color w:val="2F5496" w:themeColor="accent1" w:themeShade="BF"/>
+    </w:rPr>
+  </w:style>
+  <w:style w:type="paragraph" w:styleId="Ttulo6">
+    <w:name w:val="heading 6"/>
+    <w:basedOn w:val="Normal"/>
+    <w:next w:val="Normal"/>
+    <w:link w:val="Ttulo6Car"/>
+    <w:uiPriority w:val="9"/>
+    <w:semiHidden/>
+    <w:unhideWhenUsed/>
+    <w:qFormat/>
+    <w:rsid w:val="005B141D"/>
+    <w:pPr>
+      <w:keepNext/>
+      <w:keepLines/>
+      <w:spacing w:before="40" w:after="0"/>
+      <w:outlineLvl w:val="5"/>
+    </w:pPr>
+    <w:rPr>
+      <w:rFonts w:eastAsiaTheme="majorEastAsia" w:cstheme="majorBidi"/>
+      <w:i/>
+      <w:iCs/>
+      <w:color w:val="595959" w:themeColor="text1" w:themeTint="A6"/>
+    </w:rPr>
+  </w:style>
+  <w:style w:type="paragraph" w:styleId="Ttulo7">
+    <w:name w:val="heading 7"/>
+    <w:basedOn w:val="Normal"/>
+    <w:next w:val="Normal"/>
+    <w:link w:val="Ttulo7Car"/>
+    <w:uiPriority w:val="9"/>
+    <w:semiHidden/>
+    <w:unhideWhenUsed/>
+    <w:qFormat/>
+    <w:rsid w:val="005B141D"/>
+    <w:pPr>
+      <w:keepNext/>
+      <w:keepLines/>
+      <w:spacing w:before="40" w:after="0"/>
+      <w:outlineLvl w:val="6"/>
+    </w:pPr>
+    <w:rPr>
+      <w:rFonts w:eastAsiaTheme="majorEastAsia" w:cstheme="majorBidi"/>
+      <w:color w:val="595959" w:themeColor="text1" w:themeTint="A6"/>
+    </w:rPr>
+  </w:style>
+  <w:style w:type="paragraph" w:styleId="Ttulo8">
+    <w:name w:val="heading 8"/>
+    <w:basedOn w:val="Normal"/>
+    <w:next w:val="Normal"/>
+    <w:link w:val="Ttulo8Car"/>
+    <w:uiPriority w:val="9"/>
+    <w:semiHidden/>
+    <w:unhideWhenUsed/>
+    <w:qFormat/>
+    <w:rsid w:val="005B141D"/>
+    <w:pPr>
+      <w:keepNext/>
+      <w:keepLines/>
+      <w:spacing w:after="0"/>
+      <w:outlineLvl w:val="7"/>
+    </w:pPr>
+    <w:rPr>
+      <w:rFonts w:eastAsiaTheme="majorEastAsia" w:cstheme="majorBidi"/>
+      <w:i/>
+      <w:iCs/>
+      <w:color w:val="272727" w:themeColor="text1" w:themeTint="D8"/>
+    </w:rPr>
+  </w:style>
+  <w:style w:type="paragraph" w:styleId="Ttulo9">
+    <w:name w:val="heading 9"/>
+    <w:basedOn w:val="Normal"/>
+    <w:next w:val="Normal"/>
+    <w:link w:val="Ttulo9Car"/>
+    <w:uiPriority w:val="9"/>
+    <w:semiHidden/>
+    <w:unhideWhenUsed/>
+    <w:qFormat/>
+    <w:rsid w:val="005B141D"/>
+    <w:pPr>
+      <w:keepNext/>
+      <w:keepLines/>
+      <w:spacing w:after="0"/>
+      <w:outlineLvl w:val="8"/>
+    </w:pPr>
+    <w:rPr>
+      <w:rFonts w:eastAsiaTheme="majorEastAsia" w:cstheme="majorBidi"/>
+      <w:color w:val="272727" w:themeColor="text1" w:themeTint="D8"/>
+    </w:rPr>
   </w:style>
   <w:style w:type="character" w:default="1" w:styleId="Fuentedeprrafopredeter">
     <w:name w:val="Default Paragraph Font"/>
@@ -960,13 +3904,326 @@
     <w:semiHidden/>
     <w:unhideWhenUsed/>
   </w:style>
+  <w:style w:type="character" w:customStyle="1" w:styleId="Ttulo1Car">
+    <w:name w:val="Título 1 Car"/>
+    <w:basedOn w:val="Fuentedeprrafopredeter"/>
+    <w:link w:val="Ttulo1"/>
+    <w:uiPriority w:val="9"/>
+    <w:rsid w:val="005B141D"/>
+    <w:rPr>
+      <w:rFonts w:asciiTheme="majorHAnsi" w:eastAsiaTheme="majorEastAsia" w:hAnsiTheme="majorHAnsi" w:cstheme="majorBidi"/>
+      <w:color w:val="2F5496" w:themeColor="accent1" w:themeShade="BF"/>
+      <w:sz w:val="40"/>
+      <w:szCs w:val="40"/>
+    </w:rPr>
+  </w:style>
+  <w:style w:type="character" w:customStyle="1" w:styleId="Ttulo2Car">
+    <w:name w:val="Título 2 Car"/>
+    <w:basedOn w:val="Fuentedeprrafopredeter"/>
+    <w:link w:val="Ttulo2"/>
+    <w:uiPriority w:val="9"/>
+    <w:semiHidden/>
+    <w:rsid w:val="005B141D"/>
+    <w:rPr>
+      <w:rFonts w:asciiTheme="majorHAnsi" w:eastAsiaTheme="majorEastAsia" w:hAnsiTheme="majorHAnsi" w:cstheme="majorBidi"/>
+      <w:color w:val="2F5496" w:themeColor="accent1" w:themeShade="BF"/>
+      <w:sz w:val="32"/>
+      <w:szCs w:val="32"/>
+    </w:rPr>
+  </w:style>
+  <w:style w:type="character" w:customStyle="1" w:styleId="Ttulo3Car">
+    <w:name w:val="Título 3 Car"/>
+    <w:basedOn w:val="Fuentedeprrafopredeter"/>
+    <w:link w:val="Ttulo3"/>
+    <w:uiPriority w:val="9"/>
+    <w:semiHidden/>
+    <w:rsid w:val="005B141D"/>
+    <w:rPr>
+      <w:rFonts w:eastAsiaTheme="majorEastAsia" w:cstheme="majorBidi"/>
+      <w:color w:val="2F5496" w:themeColor="accent1" w:themeShade="BF"/>
+      <w:sz w:val="28"/>
+      <w:szCs w:val="28"/>
+    </w:rPr>
+  </w:style>
+  <w:style w:type="character" w:customStyle="1" w:styleId="Ttulo4Car">
+    <w:name w:val="Título 4 Car"/>
+    <w:basedOn w:val="Fuentedeprrafopredeter"/>
+    <w:link w:val="Ttulo4"/>
+    <w:uiPriority w:val="9"/>
+    <w:semiHidden/>
+    <w:rsid w:val="005B141D"/>
+    <w:rPr>
+      <w:rFonts w:eastAsiaTheme="majorEastAsia" w:cstheme="majorBidi"/>
+      <w:i/>
+      <w:iCs/>
+      <w:color w:val="2F5496" w:themeColor="accent1" w:themeShade="BF"/>
+    </w:rPr>
+  </w:style>
+  <w:style w:type="character" w:customStyle="1" w:styleId="Ttulo5Car">
+    <w:name w:val="Título 5 Car"/>
+    <w:basedOn w:val="Fuentedeprrafopredeter"/>
+    <w:link w:val="Ttulo5"/>
+    <w:uiPriority w:val="9"/>
+    <w:semiHidden/>
+    <w:rsid w:val="005B141D"/>
+    <w:rPr>
+      <w:rFonts w:eastAsiaTheme="majorEastAsia" w:cstheme="majorBidi"/>
+      <w:color w:val="2F5496" w:themeColor="accent1" w:themeShade="BF"/>
+    </w:rPr>
+  </w:style>
+  <w:style w:type="character" w:customStyle="1" w:styleId="Ttulo6Car">
+    <w:name w:val="Título 6 Car"/>
+    <w:basedOn w:val="Fuentedeprrafopredeter"/>
+    <w:link w:val="Ttulo6"/>
+    <w:uiPriority w:val="9"/>
+    <w:semiHidden/>
+    <w:rsid w:val="005B141D"/>
+    <w:rPr>
+      <w:rFonts w:eastAsiaTheme="majorEastAsia" w:cstheme="majorBidi"/>
+      <w:i/>
+      <w:iCs/>
+      <w:color w:val="595959" w:themeColor="text1" w:themeTint="A6"/>
+    </w:rPr>
+  </w:style>
+  <w:style w:type="character" w:customStyle="1" w:styleId="Ttulo7Car">
+    <w:name w:val="Título 7 Car"/>
+    <w:basedOn w:val="Fuentedeprrafopredeter"/>
+    <w:link w:val="Ttulo7"/>
+    <w:uiPriority w:val="9"/>
+    <w:semiHidden/>
+    <w:rsid w:val="005B141D"/>
+    <w:rPr>
+      <w:rFonts w:eastAsiaTheme="majorEastAsia" w:cstheme="majorBidi"/>
+      <w:color w:val="595959" w:themeColor="text1" w:themeTint="A6"/>
+    </w:rPr>
+  </w:style>
+  <w:style w:type="character" w:customStyle="1" w:styleId="Ttulo8Car">
+    <w:name w:val="Título 8 Car"/>
+    <w:basedOn w:val="Fuentedeprrafopredeter"/>
+    <w:link w:val="Ttulo8"/>
+    <w:uiPriority w:val="9"/>
+    <w:semiHidden/>
+    <w:rsid w:val="005B141D"/>
+    <w:rPr>
+      <w:rFonts w:eastAsiaTheme="majorEastAsia" w:cstheme="majorBidi"/>
+      <w:i/>
+      <w:iCs/>
+      <w:color w:val="272727" w:themeColor="text1" w:themeTint="D8"/>
+    </w:rPr>
+  </w:style>
+  <w:style w:type="character" w:customStyle="1" w:styleId="Ttulo9Car">
+    <w:name w:val="Título 9 Car"/>
+    <w:basedOn w:val="Fuentedeprrafopredeter"/>
+    <w:link w:val="Ttulo9"/>
+    <w:uiPriority w:val="9"/>
+    <w:semiHidden/>
+    <w:rsid w:val="005B141D"/>
+    <w:rPr>
+      <w:rFonts w:eastAsiaTheme="majorEastAsia" w:cstheme="majorBidi"/>
+      <w:color w:val="272727" w:themeColor="text1" w:themeTint="D8"/>
+    </w:rPr>
+  </w:style>
+  <w:style w:type="paragraph" w:styleId="Ttulo">
+    <w:name w:val="Title"/>
+    <w:basedOn w:val="Normal"/>
+    <w:next w:val="Normal"/>
+    <w:link w:val="TtuloCar"/>
+    <w:uiPriority w:val="10"/>
+    <w:qFormat/>
+    <w:rsid w:val="005B141D"/>
+    <w:pPr>
+      <w:spacing w:after="80" w:line="240" w:lineRule="auto"/>
+      <w:contextualSpacing/>
+    </w:pPr>
+    <w:rPr>
+      <w:rFonts w:asciiTheme="majorHAnsi" w:eastAsiaTheme="majorEastAsia" w:hAnsiTheme="majorHAnsi" w:cstheme="majorBidi"/>
+      <w:spacing w:val="-10"/>
+      <w:kern w:val="28"/>
+      <w:sz w:val="56"/>
+      <w:szCs w:val="56"/>
+    </w:rPr>
+  </w:style>
+  <w:style w:type="character" w:customStyle="1" w:styleId="TtuloCar">
+    <w:name w:val="Título Car"/>
+    <w:basedOn w:val="Fuentedeprrafopredeter"/>
+    <w:link w:val="Ttulo"/>
+    <w:uiPriority w:val="10"/>
+    <w:rsid w:val="005B141D"/>
+    <w:rPr>
+      <w:rFonts w:asciiTheme="majorHAnsi" w:eastAsiaTheme="majorEastAsia" w:hAnsiTheme="majorHAnsi" w:cstheme="majorBidi"/>
+      <w:spacing w:val="-10"/>
+      <w:kern w:val="28"/>
+      <w:sz w:val="56"/>
+      <w:szCs w:val="56"/>
+    </w:rPr>
+  </w:style>
+  <w:style w:type="paragraph" w:styleId="Subttulo">
+    <w:name w:val="Subtitle"/>
+    <w:basedOn w:val="Normal"/>
+    <w:next w:val="Normal"/>
+    <w:link w:val="SubttuloCar"/>
+    <w:uiPriority w:val="11"/>
+    <w:qFormat/>
+    <w:rsid w:val="005B141D"/>
+    <w:pPr>
+      <w:numPr>
+        <w:ilvl w:val="1"/>
+      </w:numPr>
+    </w:pPr>
+    <w:rPr>
+      <w:rFonts w:eastAsiaTheme="majorEastAsia" w:cstheme="majorBidi"/>
+      <w:color w:val="595959" w:themeColor="text1" w:themeTint="A6"/>
+      <w:spacing w:val="15"/>
+      <w:sz w:val="28"/>
+      <w:szCs w:val="28"/>
+    </w:rPr>
+  </w:style>
+  <w:style w:type="character" w:customStyle="1" w:styleId="SubttuloCar">
+    <w:name w:val="Subtítulo Car"/>
+    <w:basedOn w:val="Fuentedeprrafopredeter"/>
+    <w:link w:val="Subttulo"/>
+    <w:uiPriority w:val="11"/>
+    <w:rsid w:val="005B141D"/>
+    <w:rPr>
+      <w:rFonts w:eastAsiaTheme="majorEastAsia" w:cstheme="majorBidi"/>
+      <w:color w:val="595959" w:themeColor="text1" w:themeTint="A6"/>
+      <w:spacing w:val="15"/>
+      <w:sz w:val="28"/>
+      <w:szCs w:val="28"/>
+    </w:rPr>
+  </w:style>
+  <w:style w:type="paragraph" w:styleId="Cita">
+    <w:name w:val="Quote"/>
+    <w:basedOn w:val="Normal"/>
+    <w:next w:val="Normal"/>
+    <w:link w:val="CitaCar"/>
+    <w:uiPriority w:val="29"/>
+    <w:qFormat/>
+    <w:rsid w:val="005B141D"/>
+    <w:pPr>
+      <w:spacing w:before="160"/>
+      <w:jc w:val="center"/>
+    </w:pPr>
+    <w:rPr>
+      <w:i/>
+      <w:iCs/>
+      <w:color w:val="404040" w:themeColor="text1" w:themeTint="BF"/>
+    </w:rPr>
+  </w:style>
+  <w:style w:type="character" w:customStyle="1" w:styleId="CitaCar">
+    <w:name w:val="Cita Car"/>
+    <w:basedOn w:val="Fuentedeprrafopredeter"/>
+    <w:link w:val="Cita"/>
+    <w:uiPriority w:val="29"/>
+    <w:rsid w:val="005B141D"/>
+    <w:rPr>
+      <w:i/>
+      <w:iCs/>
+      <w:color w:val="404040" w:themeColor="text1" w:themeTint="BF"/>
+    </w:rPr>
+  </w:style>
+  <w:style w:type="paragraph" w:styleId="Prrafodelista">
+    <w:name w:val="List Paragraph"/>
+    <w:basedOn w:val="Normal"/>
+    <w:uiPriority w:val="34"/>
+    <w:qFormat/>
+    <w:rsid w:val="005B141D"/>
+    <w:pPr>
+      <w:ind w:left="720"/>
+      <w:contextualSpacing/>
+    </w:pPr>
+  </w:style>
+  <w:style w:type="character" w:styleId="nfasisintenso">
+    <w:name w:val="Intense Emphasis"/>
+    <w:basedOn w:val="Fuentedeprrafopredeter"/>
+    <w:uiPriority w:val="21"/>
+    <w:qFormat/>
+    <w:rsid w:val="005B141D"/>
+    <w:rPr>
+      <w:i/>
+      <w:iCs/>
+      <w:color w:val="2F5496" w:themeColor="accent1" w:themeShade="BF"/>
+    </w:rPr>
+  </w:style>
+  <w:style w:type="paragraph" w:styleId="Citadestacada">
+    <w:name w:val="Intense Quote"/>
+    <w:basedOn w:val="Normal"/>
+    <w:next w:val="Normal"/>
+    <w:link w:val="CitadestacadaCar"/>
+    <w:uiPriority w:val="30"/>
+    <w:qFormat/>
+    <w:rsid w:val="005B141D"/>
+    <w:pPr>
+      <w:pBdr>
+        <w:top w:val="single" w:sz="4" w:space="10" w:color="2F5496" w:themeColor="accent1" w:themeShade="BF"/>
+        <w:bottom w:val="single" w:sz="4" w:space="10" w:color="2F5496" w:themeColor="accent1" w:themeShade="BF"/>
+      </w:pBdr>
+      <w:spacing w:before="360" w:after="360"/>
+      <w:ind w:left="864" w:right="864"/>
+      <w:jc w:val="center"/>
+    </w:pPr>
+    <w:rPr>
+      <w:i/>
+      <w:iCs/>
+      <w:color w:val="2F5496" w:themeColor="accent1" w:themeShade="BF"/>
+    </w:rPr>
+  </w:style>
+  <w:style w:type="character" w:customStyle="1" w:styleId="CitadestacadaCar">
+    <w:name w:val="Cita destacada Car"/>
+    <w:basedOn w:val="Fuentedeprrafopredeter"/>
+    <w:link w:val="Citadestacada"/>
+    <w:uiPriority w:val="30"/>
+    <w:rsid w:val="005B141D"/>
+    <w:rPr>
+      <w:i/>
+      <w:iCs/>
+      <w:color w:val="2F5496" w:themeColor="accent1" w:themeShade="BF"/>
+    </w:rPr>
+  </w:style>
+  <w:style w:type="character" w:styleId="Referenciaintensa">
+    <w:name w:val="Intense Reference"/>
+    <w:basedOn w:val="Fuentedeprrafopredeter"/>
+    <w:uiPriority w:val="32"/>
+    <w:qFormat/>
+    <w:rsid w:val="005B141D"/>
+    <w:rPr>
+      <w:b/>
+      <w:bCs/>
+      <w:smallCaps/>
+      <w:color w:val="2F5496" w:themeColor="accent1" w:themeShade="BF"/>
+      <w:spacing w:val="5"/>
+    </w:rPr>
+  </w:style>
+  <w:style w:type="table" w:styleId="Tablaconcuadrcula">
+    <w:name w:val="Table Grid"/>
+    <w:basedOn w:val="Tablanormal"/>
+    <w:uiPriority w:val="39"/>
+    <w:rsid w:val="00C85018"/>
+    <w:pPr>
+      <w:spacing w:after="0" w:line="240" w:lineRule="auto"/>
+    </w:pPr>
+    <w:rPr>
+      <w:kern w:val="0"/>
+      <w14:ligatures w14:val="none"/>
+    </w:rPr>
+    <w:tblPr>
+      <w:tblBorders>
+        <w:top w:val="single" w:sz="4" w:space="0" w:color="auto"/>
+        <w:left w:val="single" w:sz="4" w:space="0" w:color="auto"/>
+        <w:bottom w:val="single" w:sz="4" w:space="0" w:color="auto"/>
+        <w:right w:val="single" w:sz="4" w:space="0" w:color="auto"/>
+        <w:insideH w:val="single" w:sz="4" w:space="0" w:color="auto"/>
+        <w:insideV w:val="single" w:sz="4" w:space="0" w:color="auto"/>
+      </w:tblBorders>
+    </w:tblPr>
+  </w:style>
   <w:style w:type="paragraph" w:styleId="Encabezado">
     <w:name w:val="header"/>
     <w:basedOn w:val="Normal"/>
     <w:link w:val="EncabezadoCar"/>
     <w:uiPriority w:val="99"/>
     <w:unhideWhenUsed/>
-    <w:rsid w:val="000A4EF8"/>
+    <w:rsid w:val="00C85018"/>
     <w:pPr>
       <w:tabs>
         <w:tab w:val="center" w:pos="4252"/>
@@ -980,7 +4237,11 @@
     <w:basedOn w:val="Fuentedeprrafopredeter"/>
     <w:link w:val="Encabezado"/>
     <w:uiPriority w:val="99"/>
-    <w:rsid w:val="000A4EF8"/>
+    <w:rsid w:val="00C85018"/>
+    <w:rPr>
+      <w:kern w:val="0"/>
+      <w14:ligatures w14:val="none"/>
+    </w:rPr>
   </w:style>
   <w:style w:type="paragraph" w:styleId="Piedepgina">
     <w:name w:val="footer"/>
@@ -988,7 +4249,7 @@
     <w:link w:val="PiedepginaCar"/>
     <w:uiPriority w:val="99"/>
     <w:unhideWhenUsed/>
-    <w:rsid w:val="000A4EF8"/>
+    <w:rsid w:val="00C85018"/>
     <w:pPr>
       <w:tabs>
         <w:tab w:val="center" w:pos="4252"/>
@@ -1002,13 +4263,17 @@
     <w:basedOn w:val="Fuentedeprrafopredeter"/>
     <w:link w:val="Piedepgina"/>
     <w:uiPriority w:val="99"/>
-    <w:rsid w:val="000A4EF8"/>
+    <w:rsid w:val="00C85018"/>
+    <w:rPr>
+      <w:kern w:val="0"/>
+      <w14:ligatures w14:val="none"/>
+    </w:rPr>
   </w:style>
 </w:styles>
 </file>
 
 <file path=word/theme/theme1.xml><?xml version="1.0" encoding="utf-8"?>
-<a:theme xmlns:a="http://schemas.openxmlformats.org/drawingml/2006/main" name="Tema de Office">
+<a:theme xmlns:a="http://schemas.openxmlformats.org/drawingml/2006/main" name="Office Theme">
   <a:themeElements>
     <a:clrScheme name="Office">
       <a:dk1>
@@ -1024,7 +4289,7 @@
         <a:srgbClr val="E7E6E6"/>
       </a:lt2>
       <a:accent1>
-        <a:srgbClr val="5B9BD5"/>
+        <a:srgbClr val="4472C4"/>
       </a:accent1>
       <a:accent2>
         <a:srgbClr val="ED7D31"/>
@@ -1036,7 +4301,7 @@
         <a:srgbClr val="FFC000"/>
       </a:accent4>
       <a:accent5>
-        <a:srgbClr val="4472C4"/>
+        <a:srgbClr val="5B9BD5"/>
       </a:accent5>
       <a:accent6>
         <a:srgbClr val="70AD47"/>
@@ -1083,6 +4348,23 @@
         <a:font script="Viet" typeface="Times New Roman"/>
         <a:font script="Uigh" typeface="Microsoft Uighur"/>
         <a:font script="Geor" typeface="Sylfaen"/>
+        <a:font script="Armn" typeface="Arial"/>
+        <a:font script="Bugi" typeface="Leelawadee UI"/>
+        <a:font script="Bopo" typeface="Microsoft JhengHei"/>
+        <a:font script="Java" typeface="Javanese Text"/>
+        <a:font script="Lisu" typeface="Segoe UI"/>
+        <a:font script="Mymr" typeface="Myanmar Text"/>
+        <a:font script="Nkoo" typeface="Ebrima"/>
+        <a:font script="Olck" typeface="Nirmala UI"/>
+        <a:font script="Osma" typeface="Ebrima"/>
+        <a:font script="Phag" typeface="Phagspa"/>
+        <a:font script="Syrn" typeface="Estrangelo Edessa"/>
+        <a:font script="Syrj" typeface="Estrangelo Edessa"/>
+        <a:font script="Syre" typeface="Estrangelo Edessa"/>
+        <a:font script="Sora" typeface="Nirmala UI"/>
+        <a:font script="Tale" typeface="Microsoft Tai Le"/>
+        <a:font script="Talu" typeface="Microsoft New Tai Lue"/>
+        <a:font script="Tfng" typeface="Ebrima"/>
       </a:majorFont>
       <a:minorFont>
         <a:latin typeface="Calibri" panose="020F0502020204030204"/>
@@ -1118,6 +4400,23 @@
         <a:font script="Viet" typeface="Arial"/>
         <a:font script="Uigh" typeface="Microsoft Uighur"/>
         <a:font script="Geor" typeface="Sylfaen"/>
+        <a:font script="Armn" typeface="Arial"/>
+        <a:font script="Bugi" typeface="Leelawadee UI"/>
+        <a:font script="Bopo" typeface="Microsoft JhengHei"/>
+        <a:font script="Java" typeface="Javanese Text"/>
+        <a:font script="Lisu" typeface="Segoe UI"/>
+        <a:font script="Mymr" typeface="Myanmar Text"/>
+        <a:font script="Nkoo" typeface="Ebrima"/>
+        <a:font script="Olck" typeface="Nirmala UI"/>
+        <a:font script="Osma" typeface="Ebrima"/>
+        <a:font script="Phag" typeface="Phagspa"/>
+        <a:font script="Syrn" typeface="Estrangelo Edessa"/>
+        <a:font script="Syrj" typeface="Estrangelo Edessa"/>
+        <a:font script="Syre" typeface="Estrangelo Edessa"/>
+        <a:font script="Sora" typeface="Nirmala UI"/>
+        <a:font script="Tale" typeface="Microsoft Tai Le"/>
+        <a:font script="Talu" typeface="Microsoft New Tai Lue"/>
+        <a:font script="Tfng" typeface="Ebrima"/>
       </a:minorFont>
     </a:fontScheme>
     <a:fmtScheme name="Office">
